--- a/docs/user-guides/AEE-Step-by-Step-Guide.docx
+++ b/docs/user-guides/AEE-Step-by-Step-Guide.docx
@@ -49,7 +49,7 @@
           <w:sz w:val="21"/>
           <w:szCs w:val="21"/>
         </w:rPr>
-        <w:t xml:space="preserve">Version 1.1 · October 2026 · for the Assistant Executive Engineer, on site with a phone</w:t>
+        <w:t xml:space="preserve">Version 1.2 · October 2026 · for the Assistant Executive Engineer, on site with a phone</w:t>
       </w:r>
     </w:p>
     <w:p>
@@ -815,7 +815,7 @@
                 <w:sz w:val="19"/>
                 <w:szCs w:val="19"/>
               </w:rPr>
-              <w:t xml:space="preserve">Record labour and machines for the day</w:t>
+              <w:t xml:space="preserve">Record and correct labour and machines for the day</w:t>
             </w:r>
           </w:p>
         </w:tc>
@@ -1443,7 +1443,7 @@
                 <wp:inline distT="0" distB="0" distL="0" distR="0">
                   <wp:extent cx="2103120" cy="2495550"/>
                   <wp:effectExtent t="0" r="0" b="0" l="0"/>
-                  <wp:docPr id="1" name="login.jpg" descr="Step 1.2: sign in" title="Step 1.2: sign in"/>
+                  <wp:docPr id="15" name="login.jpg" descr="Step 1.2: sign in" title="Step 1.2: sign in"/>
                   <wp:cNvGraphicFramePr>
                     <a:graphicFrameLocks xmlns:a="http://schemas.openxmlformats.org/drawingml/2006/main" noChangeAspect="1"/>
                   </wp:cNvGraphicFramePr>
@@ -1522,7 +1522,7 @@
                 <wp:inline distT="0" distB="0" distL="0" distR="0">
                   <wp:extent cx="1905000" cy="2057400"/>
                   <wp:effectExtent t="0" r="0" b="0" l="0"/>
-                  <wp:docPr id="2" name="set-password.jpg" descr="Step 1.3: choose your own password" title="Step 1.3: choose your own password"/>
+                  <wp:docPr id="16" name="set-password.jpg" descr="Step 1.3: choose your own password" title="Step 1.3: choose your own password"/>
                   <wp:cNvGraphicFramePr>
                     <a:graphicFrameLocks xmlns:a="http://schemas.openxmlformats.org/drawingml/2006/main" noChangeAspect="1"/>
                   </wp:cNvGraphicFramePr>
@@ -1758,7 +1758,7 @@
                 <wp:inline distT="0" distB="0" distL="0" distR="0">
                   <wp:extent cx="1600200" cy="3448050"/>
                   <wp:effectExtent t="0" r="0" b="0" l="0"/>
-                  <wp:docPr id="3" name="home.jpg" descr="The map as you see it" title="The map as you see it"/>
+                  <wp:docPr id="17" name="home.jpg" descr="The map as you see it" title="The map as you see it"/>
                   <wp:cNvGraphicFramePr>
                     <a:graphicFrameLocks xmlns:a="http://schemas.openxmlformats.org/drawingml/2006/main" noChangeAspect="1"/>
                   </wp:cNvGraphicFramePr>
@@ -1837,7 +1837,7 @@
                 <wp:inline distT="0" distB="0" distL="0" distR="0">
                   <wp:extent cx="1600200" cy="3448050"/>
                   <wp:effectExtent t="0" r="0" b="0" l="0"/>
-                  <wp:docPr id="4" name="menu.jpg" descr="The menu: tap your initial (top right)" title="The menu: tap your initial (top right)"/>
+                  <wp:docPr id="18" name="menu.jpg" descr="The menu: tap your initial (top right)" title="The menu: tap your initial (top right)"/>
                   <wp:cNvGraphicFramePr>
                     <a:graphicFrameLocks xmlns:a="http://schemas.openxmlformats.org/drawingml/2006/main" noChangeAspect="1"/>
                   </wp:cNvGraphicFramePr>
@@ -2104,7 +2104,7 @@
                 <w:sz w:val="19"/>
                 <w:szCs w:val="19"/>
               </w:rPr>
-              <w:t xml:space="preserve">The menu: Map, Dashboard, Issues, My requests, Activity, Log labour, Change password, Sign out</w:t>
+              <w:t xml:space="preserve">The menu: Map, Dashboard, Issues, My requests, Labour, Activity, Log labour, Change password, Sign out</w:t>
             </w:r>
           </w:p>
         </w:tc>
@@ -3340,7 +3340,7 @@
                 <wp:inline distT="0" distB="0" distL="0" distR="0">
                   <wp:extent cx="1600200" cy="3448050"/>
                   <wp:effectExtent t="0" r="0" b="0" l="0"/>
-                  <wp:docPr id="5" name="home.jpg" descr="A.1: tap + Road stretch" title="A.1: tap + Road stretch"/>
+                  <wp:docPr id="19" name="home.jpg" descr="A.1: tap + Road stretch" title="A.1: tap + Road stretch"/>
                   <wp:cNvGraphicFramePr>
                     <a:graphicFrameLocks xmlns:a="http://schemas.openxmlformats.org/drawingml/2006/main" noChangeAspect="1"/>
                   </wp:cNvGraphicFramePr>
@@ -3419,7 +3419,7 @@
                 <wp:inline distT="0" distB="0" distL="0" distR="0">
                   <wp:extent cx="1600200" cy="3448050"/>
                   <wp:effectExtent t="0" r="0" b="0" l="0"/>
-                  <wp:docPr id="6" name="pick-pipes.jpg" descr="A.2: tap the pipes along the road" title="A.2: tap the pipes along the road"/>
+                  <wp:docPr id="20" name="pick-pipes.jpg" descr="A.2: tap the pipes along the road" title="A.2: tap the pipes along the road"/>
                   <wp:cNvGraphicFramePr>
                     <a:graphicFrameLocks xmlns:a="http://schemas.openxmlformats.org/drawingml/2006/main" noChangeAspect="1"/>
                   </wp:cNvGraphicFramePr>
@@ -3498,7 +3498,7 @@
                 <wp:inline distT="0" distB="0" distL="0" distR="0">
                   <wp:extent cx="1600200" cy="3448050"/>
                   <wp:effectExtent t="0" r="0" b="0" l="0"/>
-                  <wp:docPr id="7" name="outside-pick.jpg" descr="A road outside the ward outline: nearest ward" title="A road outside the ward outline: nearest ward"/>
+                  <wp:docPr id="21" name="outside-pick.jpg" descr="A road outside the ward outline: nearest ward" title="A road outside the ward outline: nearest ward"/>
                   <wp:cNvGraphicFramePr>
                     <a:graphicFrameLocks xmlns:a="http://schemas.openxmlformats.org/drawingml/2006/main" noChangeAspect="1"/>
                   </wp:cNvGraphicFramePr>
@@ -3770,7 +3770,7 @@
                 <wp:inline distT="0" distB="0" distL="0" distR="0">
                   <wp:extent cx="1600200" cy="3448050"/>
                   <wp:effectExtent t="0" r="0" b="0" l="0"/>
-                  <wp:docPr id="8" name="form-a.jpg" descr="Sections A and B" title="Sections A and B"/>
+                  <wp:docPr id="22" name="form-a.jpg" descr="Sections A and B" title="Sections A and B"/>
                   <wp:cNvGraphicFramePr>
                     <a:graphicFrameLocks xmlns:a="http://schemas.openxmlformats.org/drawingml/2006/main" noChangeAspect="1"/>
                   </wp:cNvGraphicFramePr>
@@ -3849,7 +3849,7 @@
                 <wp:inline distT="0" distB="0" distL="0" distR="0">
                   <wp:extent cx="1600200" cy="3448050"/>
                   <wp:effectExtent t="0" r="0" b="0" l="0"/>
-                  <wp:docPr id="9" name="form-bcd.jpg" descr="Sections B, C and D" title="Sections B, C and D"/>
+                  <wp:docPr id="23" name="form-bcd.jpg" descr="Sections B, C and D" title="Sections B, C and D"/>
                   <wp:cNvGraphicFramePr>
                     <a:graphicFrameLocks xmlns:a="http://schemas.openxmlformats.org/drawingml/2006/main" noChangeAspect="1"/>
                   </wp:cNvGraphicFramePr>
@@ -4114,7 +4114,7 @@
                 <wp:inline distT="0" distB="0" distL="0" distR="0">
                   <wp:extent cx="1600200" cy="3448050"/>
                   <wp:effectExtent t="0" r="0" b="0" l="0"/>
-                  <wp:docPr id="10" name="form-ef.jpg" descr="Section E: 2 leaks, 1 fixed, 1 pending" title="Section E: 2 leaks, 1 fixed, 1 pending"/>
+                  <wp:docPr id="24" name="form-ef.jpg" descr="Section E: 2 leaks, 1 fixed, 1 pending" title="Section E: 2 leaks, 1 fixed, 1 pending"/>
                   <wp:cNvGraphicFramePr>
                     <a:graphicFrameLocks xmlns:a="http://schemas.openxmlformats.org/drawingml/2006/main" noChangeAspect="1"/>
                   </wp:cNvGraphicFramePr>
@@ -4193,7 +4193,7 @@
                 <wp:inline distT="0" distB="0" distL="0" distR="0">
                   <wp:extent cx="1600200" cy="3448050"/>
                   <wp:effectExtent t="0" r="0" b="0" l="0"/>
-                  <wp:docPr id="11" name="photo-optional.jpg" descr="Photo optional: Save is green" title="Photo optional: Save is green"/>
+                  <wp:docPr id="25" name="photo-optional.jpg" descr="Photo optional: Save is green" title="Photo optional: Save is green"/>
                   <wp:cNvGraphicFramePr>
                     <a:graphicFrameLocks xmlns:a="http://schemas.openxmlformats.org/drawingml/2006/main" noChangeAspect="1"/>
                   </wp:cNvGraphicFramePr>
@@ -4272,7 +4272,7 @@
                 <wp:inline distT="0" distB="0" distL="0" distR="0">
                   <wp:extent cx="1600200" cy="3448050"/>
                   <wp:effectExtent t="0" r="0" b="0" l="0"/>
-                  <wp:docPr id="12" name="photo-needed.jpg" descr="CC restored: a photo is required" title="CC restored: a photo is required"/>
+                  <wp:docPr id="26" name="photo-needed.jpg" descr="CC restored: a photo is required" title="CC restored: a photo is required"/>
                   <wp:cNvGraphicFramePr>
                     <a:graphicFrameLocks xmlns:a="http://schemas.openxmlformats.org/drawingml/2006/main" noChangeAspect="1"/>
                   </wp:cNvGraphicFramePr>
@@ -4569,7 +4569,7 @@
                 <wp:inline distT="0" distB="0" distL="0" distR="0">
                   <wp:extent cx="1417320" cy="3048000"/>
                   <wp:effectExtent t="0" r="0" b="0" l="0"/>
-                  <wp:docPr id="13" name="stretch-detail.jpg" descr="B.1: the stretch card" title="B.1: the stretch card"/>
+                  <wp:docPr id="27" name="stretch-detail.jpg" descr="B.1: the stretch card" title="B.1: the stretch card"/>
                   <wp:cNvGraphicFramePr>
                     <a:graphicFrameLocks xmlns:a="http://schemas.openxmlformats.org/drawingml/2006/main" noChangeAspect="1"/>
                   </wp:cNvGraphicFramePr>
@@ -4648,7 +4648,7 @@
                 <wp:inline distT="0" distB="0" distL="0" distR="0">
                   <wp:extent cx="1417320" cy="3048000"/>
                   <wp:effectExtent t="0" r="0" b="0" l="0"/>
-                  <wp:docPr id="14" name="stretch-buttons.jpg" descr="B.2: Update status" title="B.2: Update status"/>
+                  <wp:docPr id="28" name="stretch-buttons.jpg" descr="B.2: Update status" title="B.2: Update status"/>
                   <wp:cNvGraphicFramePr>
                     <a:graphicFrameLocks xmlns:a="http://schemas.openxmlformats.org/drawingml/2006/main" noChangeAspect="1"/>
                   </wp:cNvGraphicFramePr>
@@ -4727,7 +4727,7 @@
                 <wp:inline distT="0" distB="0" distL="0" distR="0">
                   <wp:extent cx="1417320" cy="3048000"/>
                   <wp:effectExtent t="0" r="0" b="0" l="0"/>
-                  <wp:docPr id="15" name="update-a.jpg" descr="B.3: manholes 2 → 4" title="B.3: manholes 2 → 4"/>
+                  <wp:docPr id="29" name="update-a.jpg" descr="B.3: manholes 2 → 4" title="B.3: manholes 2 → 4"/>
                   <wp:cNvGraphicFramePr>
                     <a:graphicFrameLocks xmlns:a="http://schemas.openxmlformats.org/drawingml/2006/main" noChangeAspect="1"/>
                   </wp:cNvGraphicFramePr>
@@ -4806,7 +4806,7 @@
                 <wp:inline distT="0" distB="0" distL="0" distR="0">
                   <wp:extent cx="1417320" cy="3048000"/>
                   <wp:effectExtent t="0" r="0" b="0" l="0"/>
-                  <wp:docPr id="16" name="update-bc.jpg" descr="B.3: back-filled, restoration pending" title="B.3: back-filled, restoration pending"/>
+                  <wp:docPr id="30" name="update-bc.jpg" descr="B.3: back-filled, restoration pending" title="B.3: back-filled, restoration pending"/>
                   <wp:cNvGraphicFramePr>
                     <a:graphicFrameLocks xmlns:a="http://schemas.openxmlformats.org/drawingml/2006/main" noChangeAspect="1"/>
                   </wp:cNvGraphicFramePr>
@@ -4915,7 +4915,7 @@
                 <wp:inline distT="0" distB="0" distL="0" distR="0">
                   <wp:extent cx="1600200" cy="3448050"/>
                   <wp:effectExtent t="0" r="0" b="0" l="0"/>
-                  <wp:docPr id="17" name="update-taps.jpg" descr="B.3: 1 tap restored" title="B.3: 1 tap restored"/>
+                  <wp:docPr id="31" name="update-taps.jpg" descr="B.3: 1 tap restored" title="B.3: 1 tap restored"/>
                   <wp:cNvGraphicFramePr>
                     <a:graphicFrameLocks xmlns:a="http://schemas.openxmlformats.org/drawingml/2006/main" noChangeAspect="1"/>
                   </wp:cNvGraphicFramePr>
@@ -4994,7 +4994,7 @@
                 <wp:inline distT="0" distB="0" distL="0" distR="0">
                   <wp:extent cx="1600200" cy="3448050"/>
                   <wp:effectExtent t="0" r="0" b="0" l="0"/>
-                  <wp:docPr id="18" name="updated.jpg" descr="B.4: saved, now orange" title="B.4: saved, now orange"/>
+                  <wp:docPr id="32" name="updated.jpg" descr="B.4: saved, now orange" title="B.4: saved, now orange"/>
                   <wp:cNvGraphicFramePr>
                     <a:graphicFrameLocks xmlns:a="http://schemas.openxmlformats.org/drawingml/2006/main" noChangeAspect="1"/>
                   </wp:cNvGraphicFramePr>
@@ -5073,7 +5073,7 @@
                 <wp:inline distT="0" distB="0" distL="0" distR="0">
                   <wp:extent cx="1600200" cy="3448050"/>
                   <wp:effectExtent t="0" r="0" b="0" l="0"/>
-                  <wp:docPr id="19" name="history.jpg" descr="History: who changed what, when" title="History: who changed what, when"/>
+                  <wp:docPr id="33" name="history.jpg" descr="History: who changed what, when" title="History: who changed what, when"/>
                   <wp:cNvGraphicFramePr>
                     <a:graphicFrameLocks xmlns:a="http://schemas.openxmlformats.org/drawingml/2006/main" noChangeAspect="1"/>
                   </wp:cNvGraphicFramePr>
@@ -5448,7 +5448,27 @@
         <w:t xml:space="preserve">What is the problem?</w:t>
       </w:r>
       <w:r>
-        <w:t xml:space="preserve">, set </w:t>
+        <w:t xml:space="preserve"> (besides the road items there are </w:t>
+      </w:r>
+      <w:r>
+        <w:rPr>
+          <w:b/>
+          <w:bCs/>
+        </w:rPr>
+        <w:t xml:space="preserve">Drain damaged</w:t>
+      </w:r>
+      <w:r>
+        <w:t xml:space="preserve"> and </w:t>
+      </w:r>
+      <w:r>
+        <w:rPr>
+          <w:b/>
+          <w:bCs/>
+        </w:rPr>
+        <w:t xml:space="preserve">Culvert broken / damaged</w:t>
+      </w:r>
+      <w:r>
+        <w:t xml:space="preserve">), set </w:t>
       </w:r>
       <w:r>
         <w:rPr>
@@ -5585,7 +5605,7 @@
                 <wp:inline distT="0" distB="0" distL="0" distR="0">
                   <wp:extent cx="1600200" cy="3448050"/>
                   <wp:effectExtent t="0" r="0" b="0" l="0"/>
-                  <wp:docPr id="20" name="issue-tap.jpg" descr="C.2: tap where the problem is" title="C.2: tap where the problem is"/>
+                  <wp:docPr id="34" name="issue-tap.jpg" descr="C.2: tap where the problem is" title="C.2: tap where the problem is"/>
                   <wp:cNvGraphicFramePr>
                     <a:graphicFrameLocks xmlns:a="http://schemas.openxmlformats.org/drawingml/2006/main" noChangeAspect="1"/>
                   </wp:cNvGraphicFramePr>
@@ -5664,7 +5684,7 @@
                 <wp:inline distT="0" distB="0" distL="0" distR="0">
                   <wp:extent cx="1600200" cy="3448050"/>
                   <wp:effectExtent t="0" r="0" b="0" l="0"/>
-                  <wp:docPr id="21" name="issue-form.jpg" descr="C.3–5: details, remark, Report" title="C.3–5: details, remark, Report"/>
+                  <wp:docPr id="35" name="issue-form.jpg" descr="C.3–5: details, remark, Report" title="C.3–5: details, remark, Report"/>
                   <wp:cNvGraphicFramePr>
                     <a:graphicFrameLocks xmlns:a="http://schemas.openxmlformats.org/drawingml/2006/main" noChangeAspect="1"/>
                   </wp:cNvGraphicFramePr>
@@ -5773,7 +5793,17 @@
         <w:t xml:space="preserve">ward</w:t>
       </w:r>
       <w:r>
-        <w:t xml:space="preserve">, severity or status (choose the zone first and the ward list shows only its wards). </w:t>
+        <w:t xml:space="preserve">, severity or status (choose the zone first and the ward list shows only its wards). In </w:t>
+      </w:r>
+      <w:r>
+        <w:rPr>
+          <w:b/>
+          <w:bCs/>
+        </w:rPr>
+        <w:t xml:space="preserve">Table</w:t>
+      </w:r>
+      <w:r>
+        <w:t xml:space="preserve"> view, tap a column heading to sort by it (tap again to reverse). </w:t>
       </w:r>
       <w:r>
         <w:rPr>
@@ -5783,7 +5813,7 @@
         <w:t xml:space="preserve">Download Excel</w:t>
       </w:r>
       <w:r>
-        <w:t xml:space="preserve"> saves the list you are looking at.</w:t>
+        <w:t xml:space="preserve"> saves the list you are looking at, in the same order.</w:t>
       </w:r>
     </w:p>
     <w:p>
@@ -5930,7 +5960,7 @@
     </w:p>
     <w:tbl>
       <w:tblPr>
-        <w:tblW w:type="dxa" w:w="9638"/>
+        <w:tblW w:type="dxa" w:w="9636"/>
         <w:jc w:val="center"/>
         <w:tblBorders>
           <w:top w:val="single" w:color="auto" w:sz="4"/>
@@ -5943,8 +5973,9 @@
         <w:tblLayout w:type="fixed"/>
       </w:tblPr>
       <w:tblGrid>
-        <w:gridCol w:w="4819"/>
-        <w:gridCol w:w="4819"/>
+        <w:gridCol w:w="3212"/>
+        <w:gridCol w:w="3212"/>
+        <w:gridCol w:w="3212"/>
       </w:tblGrid>
       <w:tr>
         <w:trPr>
@@ -5952,7 +5983,7 @@
         </w:trPr>
         <w:tc>
           <w:tcPr>
-            <w:tcW w:type="dxa" w:w="4819"/>
+            <w:tcW w:type="dxa" w:w="3212"/>
             <w:tcBorders>
               <w:top w:val="none" w:color="FFFFFF" w:sz="0"/>
               <w:left w:val="none" w:color="FFFFFF" w:sz="0"/>
@@ -5976,7 +6007,7 @@
                 <wp:inline distT="0" distB="0" distL="0" distR="0">
                   <wp:extent cx="1600200" cy="3448050"/>
                   <wp:effectExtent t="0" r="0" b="0" l="0"/>
-                  <wp:docPr id="22" name="issues-board.jpg" descr="D.1: Issues in Zone 2, Ward 5" title="D.1: Issues in Zone 2, Ward 5"/>
+                  <wp:docPr id="36" name="issues-board.jpg" descr="D.1: Issues in Zone 2, Ward 5" title="D.1: Issues in Zone 2, Ward 5"/>
                   <wp:cNvGraphicFramePr>
                     <a:graphicFrameLocks xmlns:a="http://schemas.openxmlformats.org/drawingml/2006/main" noChangeAspect="1"/>
                   </wp:cNvGraphicFramePr>
@@ -6031,7 +6062,7 @@
         </w:tc>
         <w:tc>
           <w:tcPr>
-            <w:tcW w:type="dxa" w:w="4819"/>
+            <w:tcW w:type="dxa" w:w="3212"/>
             <w:tcBorders>
               <w:top w:val="none" w:color="FFFFFF" w:sz="0"/>
               <w:left w:val="none" w:color="FFFFFF" w:sz="0"/>
@@ -6055,7 +6086,7 @@
                 <wp:inline distT="0" distB="0" distL="0" distR="0">
                   <wp:extent cx="1600200" cy="3448050"/>
                   <wp:effectExtent t="0" r="0" b="0" l="0"/>
-                  <wp:docPr id="23" name="issue-open.jpg" descr="D.2: issue details" title="D.2: issue details"/>
+                  <wp:docPr id="37" name="issues-table.jpg" descr="D.1: Table view, tap a heading to sort" title="D.1: Table view, tap a heading to sort"/>
                   <wp:cNvGraphicFramePr>
                     <a:graphicFrameLocks xmlns:a="http://schemas.openxmlformats.org/drawingml/2006/main" noChangeAspect="1"/>
                   </wp:cNvGraphicFramePr>
@@ -6104,42 +6135,13 @@
                 <w:sz w:val="17"/>
                 <w:szCs w:val="17"/>
               </w:rPr>
-              <w:t xml:space="preserve">D.2: issue details</w:t>
-            </w:r>
-          </w:p>
-        </w:tc>
-      </w:tr>
-    </w:tbl>
-    <w:p>
-      <w:pPr>
-        <w:spacing w:after="120"/>
-      </w:pPr>
-    </w:p>
-    <w:tbl>
-      <w:tblPr>
-        <w:tblW w:type="dxa" w:w="9638"/>
-        <w:jc w:val="center"/>
-        <w:tblBorders>
-          <w:top w:val="single" w:color="auto" w:sz="4"/>
-          <w:left w:val="single" w:color="auto" w:sz="4"/>
-          <w:bottom w:val="single" w:color="auto" w:sz="4"/>
-          <w:right w:val="single" w:color="auto" w:sz="4"/>
-          <w:insideH w:val="single" w:color="auto" w:sz="4"/>
-          <w:insideV w:val="single" w:color="auto" w:sz="4"/>
-        </w:tblBorders>
-        <w:tblLayout w:type="fixed"/>
-      </w:tblPr>
-      <w:tblGrid>
-        <w:gridCol w:w="4819"/>
-        <w:gridCol w:w="4819"/>
-      </w:tblGrid>
-      <w:tr>
-        <w:trPr>
-          <w:cantSplit/>
-        </w:trPr>
-        <w:tc>
-          <w:tcPr>
-            <w:tcW w:type="dxa" w:w="4819"/>
+              <w:t xml:space="preserve">D.1: Table view, tap a heading to sort</w:t>
+            </w:r>
+          </w:p>
+        </w:tc>
+        <w:tc>
+          <w:tcPr>
+            <w:tcW w:type="dxa" w:w="3212"/>
             <w:tcBorders>
               <w:top w:val="none" w:color="FFFFFF" w:sz="0"/>
               <w:left w:val="none" w:color="FFFFFF" w:sz="0"/>
@@ -6163,7 +6165,7 @@
                 <wp:inline distT="0" distB="0" distL="0" distR="0">
                   <wp:extent cx="1600200" cy="3448050"/>
                   <wp:effectExtent t="0" r="0" b="0" l="0"/>
-                  <wp:docPr id="24" name="issue-resolve.jpg" descr="D.4: how it was fixed" title="D.4: how it was fixed"/>
+                  <wp:docPr id="38" name="issue-open.jpg" descr="D.2: issue details" title="D.2: issue details"/>
                   <wp:cNvGraphicFramePr>
                     <a:graphicFrameLocks xmlns:a="http://schemas.openxmlformats.org/drawingml/2006/main" noChangeAspect="1"/>
                   </wp:cNvGraphicFramePr>
@@ -6212,10 +6214,39 @@
                 <w:sz w:val="17"/>
                 <w:szCs w:val="17"/>
               </w:rPr>
-              <w:t xml:space="preserve">D.4: how it was fixed</w:t>
-            </w:r>
-          </w:p>
-        </w:tc>
+              <w:t xml:space="preserve">D.2: issue details</w:t>
+            </w:r>
+          </w:p>
+        </w:tc>
+      </w:tr>
+    </w:tbl>
+    <w:p>
+      <w:pPr>
+        <w:spacing w:after="120"/>
+      </w:pPr>
+    </w:p>
+    <w:tbl>
+      <w:tblPr>
+        <w:tblW w:type="dxa" w:w="9638"/>
+        <w:jc w:val="center"/>
+        <w:tblBorders>
+          <w:top w:val="single" w:color="auto" w:sz="4"/>
+          <w:left w:val="single" w:color="auto" w:sz="4"/>
+          <w:bottom w:val="single" w:color="auto" w:sz="4"/>
+          <w:right w:val="single" w:color="auto" w:sz="4"/>
+          <w:insideH w:val="single" w:color="auto" w:sz="4"/>
+          <w:insideV w:val="single" w:color="auto" w:sz="4"/>
+        </w:tblBorders>
+        <w:tblLayout w:type="fixed"/>
+      </w:tblPr>
+      <w:tblGrid>
+        <w:gridCol w:w="4819"/>
+        <w:gridCol w:w="4819"/>
+      </w:tblGrid>
+      <w:tr>
+        <w:trPr>
+          <w:cantSplit/>
+        </w:trPr>
         <w:tc>
           <w:tcPr>
             <w:tcW w:type="dxa" w:w="4819"/>
@@ -6242,7 +6273,7 @@
                 <wp:inline distT="0" distB="0" distL="0" distR="0">
                   <wp:extent cx="1600200" cy="3448050"/>
                   <wp:effectExtent t="0" r="0" b="0" l="0"/>
-                  <wp:docPr id="25" name="issue-resolved.jpg" descr="D.4: resolved, with history" title="D.4: resolved, with history"/>
+                  <wp:docPr id="39" name="issue-resolve.jpg" descr="D.4: how it was fixed" title="D.4: how it was fixed"/>
                   <wp:cNvGraphicFramePr>
                     <a:graphicFrameLocks xmlns:a="http://schemas.openxmlformats.org/drawingml/2006/main" noChangeAspect="1"/>
                   </wp:cNvGraphicFramePr>
@@ -6291,160 +6322,10 @@
                 <w:sz w:val="17"/>
                 <w:szCs w:val="17"/>
               </w:rPr>
-              <w:t xml:space="preserve">D.4: resolved, with history</w:t>
-            </w:r>
-          </w:p>
-        </w:tc>
-      </w:tr>
-    </w:tbl>
-    <w:p>
-      <w:pPr>
-        <w:spacing w:after="120"/>
-      </w:pPr>
-    </w:p>
-    <w:p>
-      <w:pPr>
-        <w:pStyle w:val="Heading1"/>
-        <w:keepNext/>
-      </w:pPr>
-      <w:r>
-        <w:t xml:space="preserve">Task E. Add a manhole missing from the map</w:t>
-      </w:r>
-    </w:p>
-    <w:p>
-      <w:pPr>
-        <w:pStyle w:val="ListParagraph"/>
-        <w:numPr>
-          <w:ilvl w:val="0"/>
-          <w:numId w:val="9"/>
-        </w:numPr>
-        <w:spacing w:after="80"/>
-      </w:pPr>
-      <w:r>
-        <w:t xml:space="preserve">Zoom in close. Tap </w:t>
-      </w:r>
-      <w:r>
-        <w:rPr>
-          <w:b/>
-          <w:bCs/>
-        </w:rPr>
-        <w:t xml:space="preserve">+ Manhole</w:t>
-      </w:r>
-      <w:r>
-        <w:t xml:space="preserve">, then tap the manhole's exact position.</w:t>
-      </w:r>
-    </w:p>
-    <w:p>
-      <w:pPr>
-        <w:pStyle w:val="ListParagraph"/>
-        <w:numPr>
-          <w:ilvl w:val="0"/>
-          <w:numId w:val="9"/>
-        </w:numPr>
-        <w:spacing w:after="80"/>
-      </w:pPr>
-      <w:r>
-        <w:t xml:space="preserve">Type the </w:t>
-      </w:r>
-      <w:r>
-        <w:rPr>
-          <w:b/>
-          <w:bCs/>
-        </w:rPr>
-        <w:t xml:space="preserve">Manhole number</w:t>
-      </w:r>
-      <w:r>
-        <w:t xml:space="preserve"> as the engineers use it (e.g. MH-2301). It must be new in its zone.</w:t>
-      </w:r>
-    </w:p>
-    <w:p>
-      <w:pPr>
-        <w:pStyle w:val="ListParagraph"/>
-        <w:numPr>
-          <w:ilvl w:val="0"/>
-          <w:numId w:val="9"/>
-        </w:numPr>
-        <w:spacing w:after="80"/>
-      </w:pPr>
-      <w:r>
-        <w:t xml:space="preserve">Type the </w:t>
-      </w:r>
-      <w:r>
-        <w:rPr>
-          <w:b/>
-          <w:bCs/>
-        </w:rPr>
-        <w:t xml:space="preserve">Ground level (GL)</w:t>
-      </w:r>
-      <w:r>
-        <w:t xml:space="preserve"> and </w:t>
-      </w:r>
-      <w:r>
-        <w:rPr>
-          <w:b/>
-          <w:bCs/>
-        </w:rPr>
-        <w:t xml:space="preserve">Invert level (IL)</w:t>
-      </w:r>
-      <w:r>
-        <w:t xml:space="preserve"> in metres. The app shows the depth.</w:t>
-      </w:r>
-    </w:p>
-    <w:p>
-      <w:pPr>
-        <w:pStyle w:val="ListParagraph"/>
-        <w:numPr>
-          <w:ilvl w:val="0"/>
-          <w:numId w:val="9"/>
-        </w:numPr>
-        <w:spacing w:after="80"/>
-      </w:pPr>
-      <w:r>
-        <w:t xml:space="preserve">Write </w:t>
-      </w:r>
-      <w:r>
-        <w:rPr>
-          <w:b/>
-          <w:bCs/>
-        </w:rPr>
-        <w:t xml:space="preserve">Why is it needed?</w:t>
-      </w:r>
-      <w:r>
-        <w:t xml:space="preserve"> (e.g. "Extra manhole at the lane junction, as built"), then </w:t>
-      </w:r>
-      <w:r>
-        <w:rPr>
-          <w:b/>
-          <w:bCs/>
-        </w:rPr>
-        <w:t xml:space="preserve">Send for approval</w:t>
-      </w:r>
-      <w:r>
-        <w:t xml:space="preserve">. It shows as an amber ring until the Commissioner approves it.</w:t>
-      </w:r>
-    </w:p>
-    <w:tbl>
-      <w:tblPr>
-        <w:tblW w:type="dxa" w:w="9638"/>
-        <w:jc w:val="center"/>
-        <w:tblBorders>
-          <w:top w:val="single" w:color="auto" w:sz="4"/>
-          <w:left w:val="single" w:color="auto" w:sz="4"/>
-          <w:bottom w:val="single" w:color="auto" w:sz="4"/>
-          <w:right w:val="single" w:color="auto" w:sz="4"/>
-          <w:insideH w:val="single" w:color="auto" w:sz="4"/>
-          <w:insideV w:val="single" w:color="auto" w:sz="4"/>
-        </w:tblBorders>
-        <w:tblLayout w:type="fixed"/>
-      </w:tblPr>
-      <w:tblGrid>
-        <w:gridCol w:w="4819"/>
-        <w:gridCol w:w="4819"/>
-      </w:tblGrid>
-      <w:tr>
-        <w:trPr>
-          <w:cantSplit/>
-        </w:trPr>
+              <w:t xml:space="preserve">D.4: how it was fixed</w:t>
+            </w:r>
+          </w:p>
+        </w:tc>
         <w:tc>
           <w:tcPr>
             <w:tcW w:type="dxa" w:w="4819"/>
@@ -6471,7 +6352,7 @@
                 <wp:inline distT="0" distB="0" distL="0" distR="0">
                   <wp:extent cx="1600200" cy="3448050"/>
                   <wp:effectExtent t="0" r="0" b="0" l="0"/>
-                  <wp:docPr id="26" name="manhole-tap.jpg" descr="E.1: tap its position" title="E.1: tap its position"/>
+                  <wp:docPr id="40" name="issue-resolved.jpg" descr="D.4: resolved, with history" title="D.4: resolved, with history"/>
                   <wp:cNvGraphicFramePr>
                     <a:graphicFrameLocks xmlns:a="http://schemas.openxmlformats.org/drawingml/2006/main" noChangeAspect="1"/>
                   </wp:cNvGraphicFramePr>
@@ -6520,10 +6401,160 @@
                 <w:sz w:val="17"/>
                 <w:szCs w:val="17"/>
               </w:rPr>
-              <w:t xml:space="preserve">E.1: tap its position</w:t>
-            </w:r>
-          </w:p>
-        </w:tc>
+              <w:t xml:space="preserve">D.4: resolved, with history</w:t>
+            </w:r>
+          </w:p>
+        </w:tc>
+      </w:tr>
+    </w:tbl>
+    <w:p>
+      <w:pPr>
+        <w:spacing w:after="120"/>
+      </w:pPr>
+    </w:p>
+    <w:p>
+      <w:pPr>
+        <w:pStyle w:val="Heading1"/>
+        <w:keepNext/>
+      </w:pPr>
+      <w:r>
+        <w:t xml:space="preserve">Task E. Add a manhole missing from the map</w:t>
+      </w:r>
+    </w:p>
+    <w:p>
+      <w:pPr>
+        <w:pStyle w:val="ListParagraph"/>
+        <w:numPr>
+          <w:ilvl w:val="0"/>
+          <w:numId w:val="9"/>
+        </w:numPr>
+        <w:spacing w:after="80"/>
+      </w:pPr>
+      <w:r>
+        <w:t xml:space="preserve">Zoom in close. Tap </w:t>
+      </w:r>
+      <w:r>
+        <w:rPr>
+          <w:b/>
+          <w:bCs/>
+        </w:rPr>
+        <w:t xml:space="preserve">+ Manhole</w:t>
+      </w:r>
+      <w:r>
+        <w:t xml:space="preserve">, then tap the manhole's exact position.</w:t>
+      </w:r>
+    </w:p>
+    <w:p>
+      <w:pPr>
+        <w:pStyle w:val="ListParagraph"/>
+        <w:numPr>
+          <w:ilvl w:val="0"/>
+          <w:numId w:val="9"/>
+        </w:numPr>
+        <w:spacing w:after="80"/>
+      </w:pPr>
+      <w:r>
+        <w:t xml:space="preserve">Type the </w:t>
+      </w:r>
+      <w:r>
+        <w:rPr>
+          <w:b/>
+          <w:bCs/>
+        </w:rPr>
+        <w:t xml:space="preserve">Manhole number</w:t>
+      </w:r>
+      <w:r>
+        <w:t xml:space="preserve"> as the engineers use it (e.g. MH-2301). It must be new in its zone.</w:t>
+      </w:r>
+    </w:p>
+    <w:p>
+      <w:pPr>
+        <w:pStyle w:val="ListParagraph"/>
+        <w:numPr>
+          <w:ilvl w:val="0"/>
+          <w:numId w:val="9"/>
+        </w:numPr>
+        <w:spacing w:after="80"/>
+      </w:pPr>
+      <w:r>
+        <w:t xml:space="preserve">Type the </w:t>
+      </w:r>
+      <w:r>
+        <w:rPr>
+          <w:b/>
+          <w:bCs/>
+        </w:rPr>
+        <w:t xml:space="preserve">Ground level (GL)</w:t>
+      </w:r>
+      <w:r>
+        <w:t xml:space="preserve"> and </w:t>
+      </w:r>
+      <w:r>
+        <w:rPr>
+          <w:b/>
+          <w:bCs/>
+        </w:rPr>
+        <w:t xml:space="preserve">Invert level (IL)</w:t>
+      </w:r>
+      <w:r>
+        <w:t xml:space="preserve"> in metres. The app shows the depth.</w:t>
+      </w:r>
+    </w:p>
+    <w:p>
+      <w:pPr>
+        <w:pStyle w:val="ListParagraph"/>
+        <w:numPr>
+          <w:ilvl w:val="0"/>
+          <w:numId w:val="9"/>
+        </w:numPr>
+        <w:spacing w:after="80"/>
+      </w:pPr>
+      <w:r>
+        <w:t xml:space="preserve">Write </w:t>
+      </w:r>
+      <w:r>
+        <w:rPr>
+          <w:b/>
+          <w:bCs/>
+        </w:rPr>
+        <w:t xml:space="preserve">Why is it needed?</w:t>
+      </w:r>
+      <w:r>
+        <w:t xml:space="preserve"> (e.g. "Extra manhole at the lane junction, as built"), then </w:t>
+      </w:r>
+      <w:r>
+        <w:rPr>
+          <w:b/>
+          <w:bCs/>
+        </w:rPr>
+        <w:t xml:space="preserve">Send for approval</w:t>
+      </w:r>
+      <w:r>
+        <w:t xml:space="preserve">. It shows as an amber ring until the Commissioner approves it.</w:t>
+      </w:r>
+    </w:p>
+    <w:tbl>
+      <w:tblPr>
+        <w:tblW w:type="dxa" w:w="9638"/>
+        <w:jc w:val="center"/>
+        <w:tblBorders>
+          <w:top w:val="single" w:color="auto" w:sz="4"/>
+          <w:left w:val="single" w:color="auto" w:sz="4"/>
+          <w:bottom w:val="single" w:color="auto" w:sz="4"/>
+          <w:right w:val="single" w:color="auto" w:sz="4"/>
+          <w:insideH w:val="single" w:color="auto" w:sz="4"/>
+          <w:insideV w:val="single" w:color="auto" w:sz="4"/>
+        </w:tblBorders>
+        <w:tblLayout w:type="fixed"/>
+      </w:tblPr>
+      <w:tblGrid>
+        <w:gridCol w:w="4819"/>
+        <w:gridCol w:w="4819"/>
+      </w:tblGrid>
+      <w:tr>
+        <w:trPr>
+          <w:cantSplit/>
+        </w:trPr>
         <w:tc>
           <w:tcPr>
             <w:tcW w:type="dxa" w:w="4819"/>
@@ -6550,7 +6581,7 @@
                 <wp:inline distT="0" distB="0" distL="0" distR="0">
                   <wp:extent cx="1600200" cy="3448050"/>
                   <wp:effectExtent t="0" r="0" b="0" l="0"/>
-                  <wp:docPr id="27" name="manhole-form.jpg" descr="E.2–4: number, levels, reason" title="E.2–4: number, levels, reason"/>
+                  <wp:docPr id="41" name="manhole-tap.jpg" descr="E.1: tap its position" title="E.1: tap its position"/>
                   <wp:cNvGraphicFramePr>
                     <a:graphicFrameLocks xmlns:a="http://schemas.openxmlformats.org/drawingml/2006/main" noChangeAspect="1"/>
                   </wp:cNvGraphicFramePr>
@@ -6599,127 +6630,10 @@
                 <w:sz w:val="17"/>
                 <w:szCs w:val="17"/>
               </w:rPr>
-              <w:t xml:space="preserve">E.2–4: number, levels, reason</w:t>
-            </w:r>
-          </w:p>
-        </w:tc>
-      </w:tr>
-    </w:tbl>
-    <w:p>
-      <w:pPr>
-        <w:spacing w:after="120"/>
-      </w:pPr>
-    </w:p>
-    <w:p>
-      <w:pPr>
-        <w:pStyle w:val="Heading1"/>
-        <w:keepNext/>
-      </w:pPr>
-      <w:r>
-        <w:t xml:space="preserve">Task F. Add a pipe missing from the map</w:t>
-      </w:r>
-    </w:p>
-    <w:p>
-      <w:pPr>
-        <w:pStyle w:val="ListParagraph"/>
-        <w:numPr>
-          <w:ilvl w:val="0"/>
-          <w:numId w:val="10"/>
-        </w:numPr>
-        <w:spacing w:after="80"/>
-      </w:pPr>
-      <w:r>
-        <w:t xml:space="preserve">Tap </w:t>
-      </w:r>
-      <w:r>
-        <w:rPr>
-          <w:b/>
-          <w:bCs/>
-        </w:rPr>
-        <w:t xml:space="preserve">+ Pipe</w:t>
-      </w:r>
-      <w:r>
-        <w:t xml:space="preserve">, then tap the first manhole and then the second. A new manhole you proposed (amber ring) can be used too.</w:t>
-      </w:r>
-    </w:p>
-    <w:p>
-      <w:pPr>
-        <w:pStyle w:val="ListParagraph"/>
-        <w:numPr>
-          <w:ilvl w:val="0"/>
-          <w:numId w:val="10"/>
-        </w:numPr>
-        <w:spacing w:after="80"/>
-      </w:pPr>
-      <w:r>
-        <w:t xml:space="preserve">Choose the </w:t>
-      </w:r>
-      <w:r>
-        <w:rPr>
-          <w:b/>
-          <w:bCs/>
-        </w:rPr>
-        <w:t xml:space="preserve">Diameter</w:t>
-      </w:r>
-      <w:r>
-        <w:t xml:space="preserve">. Add the </w:t>
-      </w:r>
-      <w:r>
-        <w:rPr>
-          <w:b/>
-          <w:bCs/>
-        </w:rPr>
-        <w:t xml:space="preserve">Slope</w:t>
-      </w:r>
-      <w:r>
-        <w:t xml:space="preserve"> (e.g. 1/150) and the length on the drawing if you know them. Flow direction is set from the manholes' invert levels.</w:t>
-      </w:r>
-    </w:p>
-    <w:p>
-      <w:pPr>
-        <w:pStyle w:val="ListParagraph"/>
-        <w:numPr>
-          <w:ilvl w:val="0"/>
-          <w:numId w:val="10"/>
-        </w:numPr>
-        <w:spacing w:after="80"/>
-      </w:pPr>
-      <w:r>
-        <w:t xml:space="preserve">Write why it is needed and tap </w:t>
-      </w:r>
-      <w:r>
-        <w:rPr>
-          <w:b/>
-          <w:bCs/>
-        </w:rPr>
-        <w:t xml:space="preserve">Send for approval</w:t>
-      </w:r>
-      <w:r>
-        <w:t xml:space="preserve">. A pipe to a new manhole is approved after that manhole.</w:t>
-      </w:r>
-    </w:p>
-    <w:tbl>
-      <w:tblPr>
-        <w:tblW w:type="dxa" w:w="9638"/>
-        <w:jc w:val="center"/>
-        <w:tblBorders>
-          <w:top w:val="single" w:color="auto" w:sz="4"/>
-          <w:left w:val="single" w:color="auto" w:sz="4"/>
-          <w:bottom w:val="single" w:color="auto" w:sz="4"/>
-          <w:right w:val="single" w:color="auto" w:sz="4"/>
-          <w:insideH w:val="single" w:color="auto" w:sz="4"/>
-          <w:insideV w:val="single" w:color="auto" w:sz="4"/>
-        </w:tblBorders>
-        <w:tblLayout w:type="fixed"/>
-      </w:tblPr>
-      <w:tblGrid>
-        <w:gridCol w:w="4819"/>
-        <w:gridCol w:w="4819"/>
-      </w:tblGrid>
-      <w:tr>
-        <w:trPr>
-          <w:cantSplit/>
-        </w:trPr>
+              <w:t xml:space="preserve">E.1: tap its position</w:t>
+            </w:r>
+          </w:p>
+        </w:tc>
         <w:tc>
           <w:tcPr>
             <w:tcW w:type="dxa" w:w="4819"/>
@@ -6746,7 +6660,7 @@
                 <wp:inline distT="0" distB="0" distL="0" distR="0">
                   <wp:extent cx="1600200" cy="3448050"/>
                   <wp:effectExtent t="0" r="0" b="0" l="0"/>
-                  <wp:docPr id="28" name="pipe-tap.jpg" descr="F.1: tap the first manhole" title="F.1: tap the first manhole"/>
+                  <wp:docPr id="42" name="manhole-form.jpg" descr="E.2–4: number, levels, reason" title="E.2–4: number, levels, reason"/>
                   <wp:cNvGraphicFramePr>
                     <a:graphicFrameLocks xmlns:a="http://schemas.openxmlformats.org/drawingml/2006/main" noChangeAspect="1"/>
                   </wp:cNvGraphicFramePr>
@@ -6795,10 +6709,127 @@
                 <w:sz w:val="17"/>
                 <w:szCs w:val="17"/>
               </w:rPr>
-              <w:t xml:space="preserve">F.1: tap the first manhole</w:t>
-            </w:r>
-          </w:p>
-        </w:tc>
+              <w:t xml:space="preserve">E.2–4: number, levels, reason</w:t>
+            </w:r>
+          </w:p>
+        </w:tc>
+      </w:tr>
+    </w:tbl>
+    <w:p>
+      <w:pPr>
+        <w:spacing w:after="120"/>
+      </w:pPr>
+    </w:p>
+    <w:p>
+      <w:pPr>
+        <w:pStyle w:val="Heading1"/>
+        <w:keepNext/>
+      </w:pPr>
+      <w:r>
+        <w:t xml:space="preserve">Task F. Add a pipe missing from the map</w:t>
+      </w:r>
+    </w:p>
+    <w:p>
+      <w:pPr>
+        <w:pStyle w:val="ListParagraph"/>
+        <w:numPr>
+          <w:ilvl w:val="0"/>
+          <w:numId w:val="10"/>
+        </w:numPr>
+        <w:spacing w:after="80"/>
+      </w:pPr>
+      <w:r>
+        <w:t xml:space="preserve">Tap </w:t>
+      </w:r>
+      <w:r>
+        <w:rPr>
+          <w:b/>
+          <w:bCs/>
+        </w:rPr>
+        <w:t xml:space="preserve">+ Pipe</w:t>
+      </w:r>
+      <w:r>
+        <w:t xml:space="preserve">, then tap the first manhole and then the second. A new manhole you proposed (amber ring) can be used too.</w:t>
+      </w:r>
+    </w:p>
+    <w:p>
+      <w:pPr>
+        <w:pStyle w:val="ListParagraph"/>
+        <w:numPr>
+          <w:ilvl w:val="0"/>
+          <w:numId w:val="10"/>
+        </w:numPr>
+        <w:spacing w:after="80"/>
+      </w:pPr>
+      <w:r>
+        <w:t xml:space="preserve">Choose the </w:t>
+      </w:r>
+      <w:r>
+        <w:rPr>
+          <w:b/>
+          <w:bCs/>
+        </w:rPr>
+        <w:t xml:space="preserve">Diameter</w:t>
+      </w:r>
+      <w:r>
+        <w:t xml:space="preserve">. Add the </w:t>
+      </w:r>
+      <w:r>
+        <w:rPr>
+          <w:b/>
+          <w:bCs/>
+        </w:rPr>
+        <w:t xml:space="preserve">Slope</w:t>
+      </w:r>
+      <w:r>
+        <w:t xml:space="preserve"> (e.g. 1/150) and the length on the drawing if you know them. Flow direction is set from the manholes' invert levels.</w:t>
+      </w:r>
+    </w:p>
+    <w:p>
+      <w:pPr>
+        <w:pStyle w:val="ListParagraph"/>
+        <w:numPr>
+          <w:ilvl w:val="0"/>
+          <w:numId w:val="10"/>
+        </w:numPr>
+        <w:spacing w:after="80"/>
+      </w:pPr>
+      <w:r>
+        <w:t xml:space="preserve">Write why it is needed and tap </w:t>
+      </w:r>
+      <w:r>
+        <w:rPr>
+          <w:b/>
+          <w:bCs/>
+        </w:rPr>
+        <w:t xml:space="preserve">Send for approval</w:t>
+      </w:r>
+      <w:r>
+        <w:t xml:space="preserve">. A pipe to a new manhole is approved after that manhole.</w:t>
+      </w:r>
+    </w:p>
+    <w:tbl>
+      <w:tblPr>
+        <w:tblW w:type="dxa" w:w="9638"/>
+        <w:jc w:val="center"/>
+        <w:tblBorders>
+          <w:top w:val="single" w:color="auto" w:sz="4"/>
+          <w:left w:val="single" w:color="auto" w:sz="4"/>
+          <w:bottom w:val="single" w:color="auto" w:sz="4"/>
+          <w:right w:val="single" w:color="auto" w:sz="4"/>
+          <w:insideH w:val="single" w:color="auto" w:sz="4"/>
+          <w:insideV w:val="single" w:color="auto" w:sz="4"/>
+        </w:tblBorders>
+        <w:tblLayout w:type="fixed"/>
+      </w:tblPr>
+      <w:tblGrid>
+        <w:gridCol w:w="4819"/>
+        <w:gridCol w:w="4819"/>
+      </w:tblGrid>
+      <w:tr>
+        <w:trPr>
+          <w:cantSplit/>
+        </w:trPr>
         <w:tc>
           <w:tcPr>
             <w:tcW w:type="dxa" w:w="4819"/>
@@ -6825,7 +6856,7 @@
                 <wp:inline distT="0" distB="0" distL="0" distR="0">
                   <wp:extent cx="1600200" cy="3448050"/>
                   <wp:effectExtent t="0" r="0" b="0" l="0"/>
-                  <wp:docPr id="29" name="pipe-form.jpg" descr="F.2–3: diameter, slope, send" title="F.2–3: diameter, slope, send"/>
+                  <wp:docPr id="43" name="pipe-tap.jpg" descr="F.1: tap the first manhole" title="F.1: tap the first manhole"/>
                   <wp:cNvGraphicFramePr>
                     <a:graphicFrameLocks xmlns:a="http://schemas.openxmlformats.org/drawingml/2006/main" noChangeAspect="1"/>
                   </wp:cNvGraphicFramePr>
@@ -6874,99 +6905,13 @@
                 <w:sz w:val="17"/>
                 <w:szCs w:val="17"/>
               </w:rPr>
-              <w:t xml:space="preserve">F.2–3: diameter, slope, send</w:t>
-            </w:r>
-          </w:p>
-        </w:tc>
-      </w:tr>
-    </w:tbl>
-    <w:p>
-      <w:pPr>
-        <w:spacing w:after="120"/>
-      </w:pPr>
-    </w:p>
-    <w:p>
-      <w:pPr>
-        <w:pStyle w:val="Heading1"/>
-        <w:keepNext/>
-      </w:pPr>
-      <w:r>
-        <w:t xml:space="preserve">Task G. Remove a wrong stretch, pipe or manhole</w:t>
-      </w:r>
-    </w:p>
-    <w:p>
-      <w:pPr>
-        <w:pStyle w:val="ListParagraph"/>
-        <w:numPr>
-          <w:ilvl w:val="0"/>
-          <w:numId w:val="11"/>
-        </w:numPr>
-        <w:spacing w:after="80"/>
-      </w:pPr>
-      <w:r>
-        <w:t xml:space="preserve">Tap the wrong item on the map (the line of a stretch, a pipe, or a manhole dot).</w:t>
-      </w:r>
-    </w:p>
-    <w:p>
-      <w:pPr>
-        <w:pStyle w:val="ListParagraph"/>
-        <w:numPr>
-          <w:ilvl w:val="0"/>
-          <w:numId w:val="11"/>
-        </w:numPr>
-        <w:spacing w:after="80"/>
-      </w:pPr>
-      <w:r>
-        <w:t xml:space="preserve">Tap </w:t>
-      </w:r>
-      <w:r>
-        <w:rPr>
-          <w:b/>
-          <w:bCs/>
-        </w:rPr>
-        <w:t xml:space="preserve">Request deletion</w:t>
-      </w:r>
-      <w:r>
-        <w:t xml:space="preserve"> and write the reason (e.g. "Duplicate of the line on the parallel lane"). Tap to confirm.</w:t>
-      </w:r>
-    </w:p>
-    <w:p>
-      <w:pPr>
-        <w:pStyle w:val="ListParagraph"/>
-        <w:numPr>
-          <w:ilvl w:val="0"/>
-          <w:numId w:val="11"/>
-        </w:numPr>
-        <w:spacing w:after="80"/>
-      </w:pPr>
-      <w:r>
-        <w:t xml:space="preserve">It shows dashed red until the Commissioner decides. Deleting a manhole also removes its pipes. History is never lost.</w:t>
-      </w:r>
-    </w:p>
-    <w:tbl>
-      <w:tblPr>
-        <w:tblW w:type="dxa" w:w="9638"/>
-        <w:jc w:val="center"/>
-        <w:tblBorders>
-          <w:top w:val="single" w:color="auto" w:sz="4"/>
-          <w:left w:val="single" w:color="auto" w:sz="4"/>
-          <w:bottom w:val="single" w:color="auto" w:sz="4"/>
-          <w:right w:val="single" w:color="auto" w:sz="4"/>
-          <w:insideH w:val="single" w:color="auto" w:sz="4"/>
-          <w:insideV w:val="single" w:color="auto" w:sz="4"/>
-        </w:tblBorders>
-        <w:tblLayout w:type="fixed"/>
-      </w:tblPr>
-      <w:tblGrid>
-        <w:gridCol w:w="9638"/>
-      </w:tblGrid>
-      <w:tr>
-        <w:trPr>
-          <w:cantSplit/>
-        </w:trPr>
-        <w:tc>
-          <w:tcPr>
-            <w:tcW w:type="dxa" w:w="9638"/>
+              <w:t xml:space="preserve">F.1: tap the first manhole</w:t>
+            </w:r>
+          </w:p>
+        </w:tc>
+        <w:tc>
+          <w:tcPr>
+            <w:tcW w:type="dxa" w:w="4819"/>
             <w:tcBorders>
               <w:top w:val="none" w:color="FFFFFF" w:sz="0"/>
               <w:left w:val="none" w:color="FFFFFF" w:sz="0"/>
@@ -6990,7 +6935,7 @@
                 <wp:inline distT="0" distB="0" distL="0" distR="0">
                   <wp:extent cx="1600200" cy="3448050"/>
                   <wp:effectExtent t="0" r="0" b="0" l="0"/>
-                  <wp:docPr id="30" name="manhole-detail.jpg" descr="A manhole card: levels, depth, pipes and Request deletion" title="A manhole card: levels, depth, pipes and Request deletion"/>
+                  <wp:docPr id="44" name="pipe-form.jpg" descr="F.2–3: diameter, slope, send" title="F.2–3: diameter, slope, send"/>
                   <wp:cNvGraphicFramePr>
                     <a:graphicFrameLocks xmlns:a="http://schemas.openxmlformats.org/drawingml/2006/main" noChangeAspect="1"/>
                   </wp:cNvGraphicFramePr>
@@ -7039,7 +6984,7 @@
                 <w:sz w:val="17"/>
                 <w:szCs w:val="17"/>
               </w:rPr>
-              <w:t xml:space="preserve">A manhole card: levels, depth, pipes and Request deletion</w:t>
+              <w:t xml:space="preserve">F.2–3: diameter, slope, send</w:t>
             </w:r>
           </w:p>
         </w:tc>
@@ -7056,7 +7001,7 @@
         <w:keepNext/>
       </w:pPr>
       <w:r>
-        <w:t xml:space="preserve">Task H. Check your requests</w:t>
+        <w:t xml:space="preserve">Task G. Remove a wrong stretch, pipe or manhole</w:t>
       </w:r>
     </w:p>
     <w:p>
@@ -7064,32 +7009,12 @@
         <w:pStyle w:val="ListParagraph"/>
         <w:numPr>
           <w:ilvl w:val="0"/>
-          <w:numId w:val="12"/>
+          <w:numId w:val="11"/>
         </w:numPr>
         <w:spacing w:after="80"/>
       </w:pPr>
       <w:r>
-        <w:t xml:space="preserve">Menu → </w:t>
-      </w:r>
-      <w:r>
-        <w:rPr>
-          <w:b/>
-          <w:bCs/>
-        </w:rPr>
-        <w:t xml:space="preserve">My requests</w:t>
-      </w:r>
-      <w:r>
-        <w:t xml:space="preserve">. </w:t>
-      </w:r>
-      <w:r>
-        <w:rPr>
-          <w:b/>
-          <w:bCs/>
-        </w:rPr>
-        <w:t xml:space="preserve">Waiting for the Commissioner</w:t>
-      </w:r>
-      <w:r>
-        <w:t xml:space="preserve"> lists everything you proposed (new stretches, manholes, pipes, deletions).</w:t>
+        <w:t xml:space="preserve">Tap the wrong item on the map (the line of a stretch, a pipe, or a manhole dot).</w:t>
       </w:r>
     </w:p>
     <w:p>
@@ -7097,29 +7022,22 @@
         <w:pStyle w:val="ListParagraph"/>
         <w:numPr>
           <w:ilvl w:val="0"/>
-          <w:numId w:val="12"/>
+          <w:numId w:val="11"/>
         </w:numPr>
         <w:spacing w:after="80"/>
       </w:pPr>
       <w:r>
-        <w:rPr>
-          <w:b/>
-          <w:bCs/>
-        </w:rPr>
-        <w:t xml:space="preserve">Show on map</w:t>
-      </w:r>
-      <w:r>
-        <w:t xml:space="preserve"> flies to it. </w:t>
-      </w:r>
-      <w:r>
-        <w:rPr>
-          <w:b/>
-          <w:bCs/>
-        </w:rPr>
-        <w:t xml:space="preserve">Withdraw</w:t>
-      </w:r>
-      <w:r>
-        <w:t xml:space="preserve"> cancels your own request while it waits.</w:t>
+        <w:t xml:space="preserve">Tap </w:t>
+      </w:r>
+      <w:r>
+        <w:rPr>
+          <w:b/>
+          <w:bCs/>
+        </w:rPr>
+        <w:t xml:space="preserve">Request deletion</w:t>
+      </w:r>
+      <w:r>
+        <w:t xml:space="preserve"> and write the reason (e.g. "Duplicate of the line on the parallel lane"). Tap to confirm.</w:t>
       </w:r>
     </w:p>
     <w:p>
@@ -7127,22 +7045,12 @@
         <w:pStyle w:val="ListParagraph"/>
         <w:numPr>
           <w:ilvl w:val="0"/>
-          <w:numId w:val="12"/>
+          <w:numId w:val="11"/>
         </w:numPr>
         <w:spacing w:after="80"/>
       </w:pPr>
       <w:r>
-        <w:t xml:space="preserve">Below, </w:t>
-      </w:r>
-      <w:r>
-        <w:rPr>
-          <w:b/>
-          <w:bCs/>
-        </w:rPr>
-        <w:t xml:space="preserve">Decided</w:t>
-      </w:r>
-      <w:r>
-        <w:t xml:space="preserve"> shows each request as approved or rejected, with the Commissioner's reason.</w:t>
+        <w:t xml:space="preserve">It shows dashed red until the Commissioner decides. Deleting a manhole also removes its pipes. History is never lost.</w:t>
       </w:r>
     </w:p>
     <w:tbl>
@@ -7192,7 +7100,7 @@
                 <wp:inline distT="0" distB="0" distL="0" distR="0">
                   <wp:extent cx="1600200" cy="3448050"/>
                   <wp:effectExtent t="0" r="0" b="0" l="0"/>
-                  <wp:docPr id="31" name="requests.jpg" descr="My requests" title="My requests"/>
+                  <wp:docPr id="45" name="manhole-detail.jpg" descr="A manhole card: levels, depth, pipes and Request deletion" title="A manhole card: levels, depth, pipes and Request deletion"/>
                   <wp:cNvGraphicFramePr>
                     <a:graphicFrameLocks xmlns:a="http://schemas.openxmlformats.org/drawingml/2006/main" noChangeAspect="1"/>
                   </wp:cNvGraphicFramePr>
@@ -7241,7 +7149,7 @@
                 <w:sz w:val="17"/>
                 <w:szCs w:val="17"/>
               </w:rPr>
-              <w:t xml:space="preserve">My requests</w:t>
+              <w:t xml:space="preserve">A manhole card: levels, depth, pipes and Request deletion</w:t>
             </w:r>
           </w:p>
         </w:tc>
@@ -7258,15 +7166,7 @@
         <w:keepNext/>
       </w:pPr>
       <w:r>
-        <w:t xml:space="preserve">Task I. Update many roads at once</w:t>
-      </w:r>
-    </w:p>
-    <w:p>
-      <w:pPr>
-        <w:spacing w:after="120"/>
-      </w:pPr>
-      <w:r>
-        <w:t xml:space="preserve">Useful when the same thing happened on several roads, e.g. five lanes back-filled today.</w:t>
+        <w:t xml:space="preserve">Task H. Check your requests</w:t>
       </w:r>
     </w:p>
     <w:p>
@@ -7274,22 +7174,32 @@
         <w:pStyle w:val="ListParagraph"/>
         <w:numPr>
           <w:ilvl w:val="0"/>
-          <w:numId w:val="13"/>
+          <w:numId w:val="12"/>
         </w:numPr>
         <w:spacing w:after="80"/>
       </w:pPr>
       <w:r>
-        <w:t xml:space="preserve">Tap </w:t>
-      </w:r>
-      <w:r>
-        <w:rPr>
-          <w:b/>
-          <w:bCs/>
-        </w:rPr>
-        <w:t xml:space="preserve">Select several</w:t>
-      </w:r>
-      <w:r>
-        <w:t xml:space="preserve">, then tap each stretch (they turn yellow; the count shows "2 selected"). Tap again to unselect.</w:t>
+        <w:t xml:space="preserve">Menu → </w:t>
+      </w:r>
+      <w:r>
+        <w:rPr>
+          <w:b/>
+          <w:bCs/>
+        </w:rPr>
+        <w:t xml:space="preserve">My requests</w:t>
+      </w:r>
+      <w:r>
+        <w:t xml:space="preserve">. </w:t>
+      </w:r>
+      <w:r>
+        <w:rPr>
+          <w:b/>
+          <w:bCs/>
+        </w:rPr>
+        <w:t xml:space="preserve">Waiting for the Commissioner</w:t>
+      </w:r>
+      <w:r>
+        <w:t xml:space="preserve"> lists everything you proposed (new stretches, manholes, pipes, deletions).</w:t>
       </w:r>
     </w:p>
     <w:p>
@@ -7297,32 +7207,29 @@
         <w:pStyle w:val="ListParagraph"/>
         <w:numPr>
           <w:ilvl w:val="0"/>
-          <w:numId w:val="13"/>
+          <w:numId w:val="12"/>
         </w:numPr>
         <w:spacing w:after="80"/>
       </w:pPr>
       <w:r>
-        <w:t xml:space="preserve">Tap </w:t>
-      </w:r>
-      <w:r>
-        <w:rPr>
-          <w:b/>
-          <w:bCs/>
-        </w:rPr>
-        <w:t xml:space="preserve">Next: choose changes</w:t>
-      </w:r>
-      <w:r>
-        <w:t xml:space="preserve">. Everything starts at </w:t>
-      </w:r>
-      <w:r>
-        <w:rPr>
-          <w:b/>
-          <w:bCs/>
-        </w:rPr>
-        <w:t xml:space="preserve">Leave unchanged</w:t>
-      </w:r>
-      <w:r>
-        <w:t xml:space="preserve">: set only what changed.</w:t>
+        <w:rPr>
+          <w:b/>
+          <w:bCs/>
+        </w:rPr>
+        <w:t xml:space="preserve">Show on map</w:t>
+      </w:r>
+      <w:r>
+        <w:t xml:space="preserve"> flies to it. </w:t>
+      </w:r>
+      <w:r>
+        <w:rPr>
+          <w:b/>
+          <w:bCs/>
+        </w:rPr>
+        <w:t xml:space="preserve">Withdraw</w:t>
+      </w:r>
+      <w:r>
+        <w:t xml:space="preserve"> cancels your own request while it waits.</w:t>
       </w:r>
     </w:p>
     <w:p>
@@ -7330,43 +7237,22 @@
         <w:pStyle w:val="ListParagraph"/>
         <w:numPr>
           <w:ilvl w:val="0"/>
-          <w:numId w:val="13"/>
+          <w:numId w:val="12"/>
         </w:numPr>
         <w:spacing w:after="80"/>
       </w:pPr>
       <w:r>
-        <w:t xml:space="preserve">Tap </w:t>
-      </w:r>
-      <w:r>
-        <w:rPr>
-          <w:b/>
-          <w:bCs/>
-        </w:rPr>
-        <w:t xml:space="preserve">Apply to 2</w:t>
-      </w:r>
-      <w:r>
-        <w:t xml:space="preserve"> (the number of stretches). Each stretch gets its own history entry.</w:t>
-      </w:r>
-    </w:p>
-    <w:p>
-      <w:pPr>
-        <w:pBdr>
-          <w:left w:val="single" w:color="2563EB" w:sz="24" w:space="8"/>
-        </w:pBdr>
-        <w:shd w:fill="EFF6FF" w:color="auto" w:val="clear"/>
-        <w:spacing w:after="160" w:before="60"/>
-        <w:ind w:left="120" w:right="120"/>
-      </w:pPr>
-      <w:r>
-        <w:rPr>
-          <w:b/>
-          <w:bCs/>
-          <w:color w:val="2563EB"/>
-        </w:rPr>
-        <w:t xml:space="preserve">Note.  </w:t>
-      </w:r>
-      <w:r>
-        <w:t xml:space="preserve">Record CC restoration one stretch at a time (Task B), because each needs its own photo.</w:t>
+        <w:t xml:space="preserve">Below, </w:t>
+      </w:r>
+      <w:r>
+        <w:rPr>
+          <w:b/>
+          <w:bCs/>
+        </w:rPr>
+        <w:t xml:space="preserve">Decided</w:t>
+      </w:r>
+      <w:r>
+        <w:t xml:space="preserve"> shows each request as approved or rejected, with the Commissioner's reason.</w:t>
       </w:r>
     </w:p>
     <w:tbl>
@@ -7384,8 +7270,7 @@
         <w:tblLayout w:type="fixed"/>
       </w:tblPr>
       <w:tblGrid>
-        <w:gridCol w:w="4819"/>
-        <w:gridCol w:w="4819"/>
+        <w:gridCol w:w="9638"/>
       </w:tblGrid>
       <w:tr>
         <w:trPr>
@@ -7393,7 +7278,7 @@
         </w:trPr>
         <w:tc>
           <w:tcPr>
-            <w:tcW w:type="dxa" w:w="4819"/>
+            <w:tcW w:type="dxa" w:w="9638"/>
             <w:tcBorders>
               <w:top w:val="none" w:color="FFFFFF" w:sz="0"/>
               <w:left w:val="none" w:color="FFFFFF" w:sz="0"/>
@@ -7417,7 +7302,7 @@
                 <wp:inline distT="0" distB="0" distL="0" distR="0">
                   <wp:extent cx="1600200" cy="3448050"/>
                   <wp:effectExtent t="0" r="0" b="0" l="0"/>
-                  <wp:docPr id="32" name="select.jpg" descr="I.1: tap the stretches" title="I.1: tap the stretches"/>
+                  <wp:docPr id="46" name="requests.jpg" descr="My requests" title="My requests"/>
                   <wp:cNvGraphicFramePr>
                     <a:graphicFrameLocks xmlns:a="http://schemas.openxmlformats.org/drawingml/2006/main" noChangeAspect="1"/>
                   </wp:cNvGraphicFramePr>
@@ -7466,10 +7351,156 @@
                 <w:sz w:val="17"/>
                 <w:szCs w:val="17"/>
               </w:rPr>
-              <w:t xml:space="preserve">I.1: tap the stretches</w:t>
-            </w:r>
-          </w:p>
-        </w:tc>
+              <w:t xml:space="preserve">My requests</w:t>
+            </w:r>
+          </w:p>
+        </w:tc>
+      </w:tr>
+    </w:tbl>
+    <w:p>
+      <w:pPr>
+        <w:spacing w:after="120"/>
+      </w:pPr>
+    </w:p>
+    <w:p>
+      <w:pPr>
+        <w:pStyle w:val="Heading1"/>
+        <w:keepNext/>
+      </w:pPr>
+      <w:r>
+        <w:t xml:space="preserve">Task I. Update many roads at once</w:t>
+      </w:r>
+    </w:p>
+    <w:p>
+      <w:pPr>
+        <w:spacing w:after="120"/>
+      </w:pPr>
+      <w:r>
+        <w:t xml:space="preserve">Useful when the same thing happened on several roads, e.g. five lanes back-filled today.</w:t>
+      </w:r>
+    </w:p>
+    <w:p>
+      <w:pPr>
+        <w:pStyle w:val="ListParagraph"/>
+        <w:numPr>
+          <w:ilvl w:val="0"/>
+          <w:numId w:val="13"/>
+        </w:numPr>
+        <w:spacing w:after="80"/>
+      </w:pPr>
+      <w:r>
+        <w:t xml:space="preserve">Tap </w:t>
+      </w:r>
+      <w:r>
+        <w:rPr>
+          <w:b/>
+          <w:bCs/>
+        </w:rPr>
+        <w:t xml:space="preserve">Select several</w:t>
+      </w:r>
+      <w:r>
+        <w:t xml:space="preserve">, then tap each stretch (they turn yellow; the count shows "2 selected"). Tap again to unselect.</w:t>
+      </w:r>
+    </w:p>
+    <w:p>
+      <w:pPr>
+        <w:pStyle w:val="ListParagraph"/>
+        <w:numPr>
+          <w:ilvl w:val="0"/>
+          <w:numId w:val="13"/>
+        </w:numPr>
+        <w:spacing w:after="80"/>
+      </w:pPr>
+      <w:r>
+        <w:t xml:space="preserve">Tap </w:t>
+      </w:r>
+      <w:r>
+        <w:rPr>
+          <w:b/>
+          <w:bCs/>
+        </w:rPr>
+        <w:t xml:space="preserve">Next: choose changes</w:t>
+      </w:r>
+      <w:r>
+        <w:t xml:space="preserve">. Everything starts at </w:t>
+      </w:r>
+      <w:r>
+        <w:rPr>
+          <w:b/>
+          <w:bCs/>
+        </w:rPr>
+        <w:t xml:space="preserve">Leave unchanged</w:t>
+      </w:r>
+      <w:r>
+        <w:t xml:space="preserve">: set only what changed.</w:t>
+      </w:r>
+    </w:p>
+    <w:p>
+      <w:pPr>
+        <w:pStyle w:val="ListParagraph"/>
+        <w:numPr>
+          <w:ilvl w:val="0"/>
+          <w:numId w:val="13"/>
+        </w:numPr>
+        <w:spacing w:after="80"/>
+      </w:pPr>
+      <w:r>
+        <w:t xml:space="preserve">Tap </w:t>
+      </w:r>
+      <w:r>
+        <w:rPr>
+          <w:b/>
+          <w:bCs/>
+        </w:rPr>
+        <w:t xml:space="preserve">Apply to 2</w:t>
+      </w:r>
+      <w:r>
+        <w:t xml:space="preserve"> (the number of stretches). Each stretch gets its own history entry.</w:t>
+      </w:r>
+    </w:p>
+    <w:p>
+      <w:pPr>
+        <w:pBdr>
+          <w:left w:val="single" w:color="2563EB" w:sz="24" w:space="8"/>
+        </w:pBdr>
+        <w:shd w:fill="EFF6FF" w:color="auto" w:val="clear"/>
+        <w:spacing w:after="160" w:before="60"/>
+        <w:ind w:left="120" w:right="120"/>
+      </w:pPr>
+      <w:r>
+        <w:rPr>
+          <w:b/>
+          <w:bCs/>
+          <w:color w:val="2563EB"/>
+        </w:rPr>
+        <w:t xml:space="preserve">Note.  </w:t>
+      </w:r>
+      <w:r>
+        <w:t xml:space="preserve">Record CC restoration one stretch at a time (Task B), because each needs its own photo.</w:t>
+      </w:r>
+    </w:p>
+    <w:tbl>
+      <w:tblPr>
+        <w:tblW w:type="dxa" w:w="9638"/>
+        <w:jc w:val="center"/>
+        <w:tblBorders>
+          <w:top w:val="single" w:color="auto" w:sz="4"/>
+          <w:left w:val="single" w:color="auto" w:sz="4"/>
+          <w:bottom w:val="single" w:color="auto" w:sz="4"/>
+          <w:right w:val="single" w:color="auto" w:sz="4"/>
+          <w:insideH w:val="single" w:color="auto" w:sz="4"/>
+          <w:insideV w:val="single" w:color="auto" w:sz="4"/>
+        </w:tblBorders>
+        <w:tblLayout w:type="fixed"/>
+      </w:tblPr>
+      <w:tblGrid>
+        <w:gridCol w:w="4819"/>
+        <w:gridCol w:w="4819"/>
+      </w:tblGrid>
+      <w:tr>
+        <w:trPr>
+          <w:cantSplit/>
+        </w:trPr>
         <w:tc>
           <w:tcPr>
             <w:tcW w:type="dxa" w:w="4819"/>
@@ -7496,7 +7527,7 @@
                 <wp:inline distT="0" distB="0" distL="0" distR="0">
                   <wp:extent cx="1600200" cy="3448050"/>
                   <wp:effectExtent t="0" r="0" b="0" l="0"/>
-                  <wp:docPr id="33" name="bulk.jpg" descr="I.2: set only what changed" title="I.2: set only what changed"/>
+                  <wp:docPr id="47" name="select.jpg" descr="I.1: tap the stretches" title="I.1: tap the stretches"/>
                   <wp:cNvGraphicFramePr>
                     <a:graphicFrameLocks xmlns:a="http://schemas.openxmlformats.org/drawingml/2006/main" noChangeAspect="1"/>
                   </wp:cNvGraphicFramePr>
@@ -7545,149 +7576,13 @@
                 <w:sz w:val="17"/>
                 <w:szCs w:val="17"/>
               </w:rPr>
-              <w:t xml:space="preserve">I.2: set only what changed</w:t>
-            </w:r>
-          </w:p>
-        </w:tc>
-      </w:tr>
-    </w:tbl>
-    <w:p>
-      <w:pPr>
-        <w:spacing w:after="120"/>
-      </w:pPr>
-    </w:p>
-    <w:p>
-      <w:pPr>
-        <w:pStyle w:val="Heading1"/>
-        <w:keepNext/>
-      </w:pPr>
-      <w:r>
-        <w:t xml:space="preserve">Task J. Log labour and machines</w:t>
-      </w:r>
-    </w:p>
-    <w:p>
-      <w:pPr>
-        <w:pStyle w:val="ListParagraph"/>
-        <w:numPr>
-          <w:ilvl w:val="0"/>
-          <w:numId w:val="14"/>
-        </w:numPr>
-        <w:spacing w:after="80"/>
-      </w:pPr>
-      <w:r>
-        <w:t xml:space="preserve">Menu → </w:t>
-      </w:r>
-      <w:r>
-        <w:rPr>
-          <w:b/>
-          <w:bCs/>
-        </w:rPr>
-        <w:t xml:space="preserve">Log labour</w:t>
-      </w:r>
-      <w:r>
-        <w:t xml:space="preserve">.</w:t>
-      </w:r>
-    </w:p>
-    <w:p>
-      <w:pPr>
-        <w:pStyle w:val="ListParagraph"/>
-        <w:numPr>
-          <w:ilvl w:val="0"/>
-          <w:numId w:val="14"/>
-        </w:numPr>
-        <w:spacing w:after="80"/>
-      </w:pPr>
-      <w:r>
-        <w:t xml:space="preserve">Check the </w:t>
-      </w:r>
-      <w:r>
-        <w:rPr>
-          <w:b/>
-          <w:bCs/>
-        </w:rPr>
-        <w:t xml:space="preserve">Date</w:t>
-      </w:r>
-      <w:r>
-        <w:t xml:space="preserve">, choose the </w:t>
-      </w:r>
-      <w:r>
-        <w:rPr>
-          <w:b/>
-          <w:bCs/>
-        </w:rPr>
-        <w:t xml:space="preserve">Ward</w:t>
-      </w:r>
-      <w:r>
-        <w:t xml:space="preserve">, set the number of </w:t>
-      </w:r>
-      <w:r>
-        <w:rPr>
-          <w:b/>
-          <w:bCs/>
-        </w:rPr>
-        <w:t xml:space="preserve">Labourers on site</w:t>
-      </w:r>
-      <w:r>
-        <w:t xml:space="preserve"> and </w:t>
-      </w:r>
-      <w:r>
-        <w:rPr>
-          <w:b/>
-          <w:bCs/>
-        </w:rPr>
-        <w:t xml:space="preserve">Machines</w:t>
-      </w:r>
-      <w:r>
-        <w:t xml:space="preserve"> (JCB, roller…), add a note (e.g. "contractor team B"). Tap </w:t>
-      </w:r>
-      <w:r>
-        <w:rPr>
-          <w:b/>
-          <w:bCs/>
-        </w:rPr>
-        <w:t xml:space="preserve">Save</w:t>
-      </w:r>
-      <w:r>
-        <w:t xml:space="preserve">.</w:t>
-      </w:r>
-    </w:p>
-    <w:p>
-      <w:pPr>
-        <w:pStyle w:val="ListParagraph"/>
-        <w:numPr>
-          <w:ilvl w:val="0"/>
-          <w:numId w:val="14"/>
-        </w:numPr>
-        <w:spacing w:after="80"/>
-      </w:pPr>
-      <w:r>
-        <w:t xml:space="preserve">One entry per ward per day. Saving again for the same ward and day replaces the earlier figure.</w:t>
-      </w:r>
-    </w:p>
-    <w:tbl>
-      <w:tblPr>
-        <w:tblW w:type="dxa" w:w="9638"/>
-        <w:jc w:val="center"/>
-        <w:tblBorders>
-          <w:top w:val="single" w:color="auto" w:sz="4"/>
-          <w:left w:val="single" w:color="auto" w:sz="4"/>
-          <w:bottom w:val="single" w:color="auto" w:sz="4"/>
-          <w:right w:val="single" w:color="auto" w:sz="4"/>
-          <w:insideH w:val="single" w:color="auto" w:sz="4"/>
-          <w:insideV w:val="single" w:color="auto" w:sz="4"/>
-        </w:tblBorders>
-        <w:tblLayout w:type="fixed"/>
-      </w:tblPr>
-      <w:tblGrid>
-        <w:gridCol w:w="9638"/>
-      </w:tblGrid>
-      <w:tr>
-        <w:trPr>
-          <w:cantSplit/>
-        </w:trPr>
-        <w:tc>
-          <w:tcPr>
-            <w:tcW w:type="dxa" w:w="9638"/>
+              <w:t xml:space="preserve">I.1: tap the stretches</w:t>
+            </w:r>
+          </w:p>
+        </w:tc>
+        <w:tc>
+          <w:tcPr>
+            <w:tcW w:type="dxa" w:w="4819"/>
             <w:tcBorders>
               <w:top w:val="none" w:color="FFFFFF" w:sz="0"/>
               <w:left w:val="none" w:color="FFFFFF" w:sz="0"/>
@@ -7711,7 +7606,7 @@
                 <wp:inline distT="0" distB="0" distL="0" distR="0">
                   <wp:extent cx="1600200" cy="3448050"/>
                   <wp:effectExtent t="0" r="0" b="0" l="0"/>
-                  <wp:docPr id="34" name="labour.jpg" descr="Log labour" title="Log labour"/>
+                  <wp:docPr id="48" name="bulk.jpg" descr="I.2: set only what changed" title="I.2: set only what changed"/>
                   <wp:cNvGraphicFramePr>
                     <a:graphicFrameLocks xmlns:a="http://schemas.openxmlformats.org/drawingml/2006/main" noChangeAspect="1"/>
                   </wp:cNvGraphicFramePr>
@@ -7760,7 +7655,516 @@
                 <w:sz w:val="17"/>
                 <w:szCs w:val="17"/>
               </w:rPr>
-              <w:t xml:space="preserve">Log labour</w:t>
+              <w:t xml:space="preserve">I.2: set only what changed</w:t>
+            </w:r>
+          </w:p>
+        </w:tc>
+      </w:tr>
+    </w:tbl>
+    <w:p>
+      <w:pPr>
+        <w:spacing w:after="120"/>
+      </w:pPr>
+    </w:p>
+    <w:p>
+      <w:pPr>
+        <w:pStyle w:val="Heading1"/>
+        <w:keepNext/>
+      </w:pPr>
+      <w:r>
+        <w:t xml:space="preserve">Task J. Log and correct labour and machines</w:t>
+      </w:r>
+    </w:p>
+    <w:p>
+      <w:pPr>
+        <w:spacing w:after="120"/>
+      </w:pPr>
+      <w:r>
+        <w:t xml:space="preserve">Labour is recorded </w:t>
+      </w:r>
+      <w:r>
+        <w:rPr>
+          <w:b/>
+          <w:bCs/>
+        </w:rPr>
+        <w:t xml:space="preserve">per zone per day</w:t>
+      </w:r>
+      <w:r>
+        <w:t xml:space="preserve">: one entry for each zone worked that day.</w:t>
+      </w:r>
+    </w:p>
+    <w:p>
+      <w:pPr>
+        <w:pStyle w:val="ListParagraph"/>
+        <w:numPr>
+          <w:ilvl w:val="0"/>
+          <w:numId w:val="14"/>
+        </w:numPr>
+        <w:spacing w:after="80"/>
+      </w:pPr>
+      <w:r>
+        <w:t xml:space="preserve">Menu → </w:t>
+      </w:r>
+      <w:r>
+        <w:rPr>
+          <w:b/>
+          <w:bCs/>
+        </w:rPr>
+        <w:t xml:space="preserve">Labour</w:t>
+      </w:r>
+      <w:r>
+        <w:t xml:space="preserve"> (or </w:t>
+      </w:r>
+      <w:r>
+        <w:rPr>
+          <w:b/>
+          <w:bCs/>
+        </w:rPr>
+        <w:t xml:space="preserve">Log labour</w:t>
+      </w:r>
+      <w:r>
+        <w:t xml:space="preserve"> in the menu). The Labour page lists the entries with totals; filter by zone and dates, or </w:t>
+      </w:r>
+      <w:r>
+        <w:rPr>
+          <w:b/>
+          <w:bCs/>
+        </w:rPr>
+        <w:t xml:space="preserve">Download Excel</w:t>
+      </w:r>
+      <w:r>
+        <w:t xml:space="preserve">.</w:t>
+      </w:r>
+    </w:p>
+    <w:p>
+      <w:pPr>
+        <w:pStyle w:val="ListParagraph"/>
+        <w:numPr>
+          <w:ilvl w:val="0"/>
+          <w:numId w:val="14"/>
+        </w:numPr>
+        <w:spacing w:after="80"/>
+      </w:pPr>
+      <w:r>
+        <w:t xml:space="preserve">Tap </w:t>
+      </w:r>
+      <w:r>
+        <w:rPr>
+          <w:b/>
+          <w:bCs/>
+        </w:rPr>
+        <w:t xml:space="preserve">+ Log labour</w:t>
+      </w:r>
+      <w:r>
+        <w:t xml:space="preserve">: check the </w:t>
+      </w:r>
+      <w:r>
+        <w:rPr>
+          <w:b/>
+          <w:bCs/>
+        </w:rPr>
+        <w:t xml:space="preserve">Date</w:t>
+      </w:r>
+      <w:r>
+        <w:t xml:space="preserve">, choose the </w:t>
+      </w:r>
+      <w:r>
+        <w:rPr>
+          <w:b/>
+          <w:bCs/>
+        </w:rPr>
+        <w:t xml:space="preserve">Zone</w:t>
+      </w:r>
+      <w:r>
+        <w:t xml:space="preserve">, set </w:t>
+      </w:r>
+      <w:r>
+        <w:rPr>
+          <w:b/>
+          <w:bCs/>
+        </w:rPr>
+        <w:t xml:space="preserve">Labourers on site</w:t>
+      </w:r>
+      <w:r>
+        <w:t xml:space="preserve"> and </w:t>
+      </w:r>
+      <w:r>
+        <w:rPr>
+          <w:b/>
+          <w:bCs/>
+        </w:rPr>
+        <w:t xml:space="preserve">Machines</w:t>
+      </w:r>
+      <w:r>
+        <w:t xml:space="preserve"> (JCB, roller…), add a note (e.g. "contractor team B, wards 9 and 10"). Tap </w:t>
+      </w:r>
+      <w:r>
+        <w:rPr>
+          <w:b/>
+          <w:bCs/>
+        </w:rPr>
+        <w:t xml:space="preserve">Save</w:t>
+      </w:r>
+      <w:r>
+        <w:t xml:space="preserve">.</w:t>
+      </w:r>
+    </w:p>
+    <w:p>
+      <w:pPr>
+        <w:pStyle w:val="ListParagraph"/>
+        <w:numPr>
+          <w:ilvl w:val="0"/>
+          <w:numId w:val="14"/>
+        </w:numPr>
+        <w:spacing w:after="80"/>
+      </w:pPr>
+      <w:r>
+        <w:t xml:space="preserve">Made a mistake? Tap </w:t>
+      </w:r>
+      <w:r>
+        <w:rPr>
+          <w:b/>
+          <w:bCs/>
+        </w:rPr>
+        <w:t xml:space="preserve">Edit</w:t>
+      </w:r>
+      <w:r>
+        <w:t xml:space="preserve"> on the entry, correct it and tap </w:t>
+      </w:r>
+      <w:r>
+        <w:rPr>
+          <w:b/>
+          <w:bCs/>
+        </w:rPr>
+        <w:t xml:space="preserve">Save correction</w:t>
+      </w:r>
+      <w:r>
+        <w:t xml:space="preserve">. </w:t>
+      </w:r>
+      <w:r>
+        <w:rPr>
+          <w:b/>
+          <w:bCs/>
+        </w:rPr>
+        <w:t xml:space="preserve">History</w:t>
+      </w:r>
+      <w:r>
+        <w:t xml:space="preserve"> shows every correction: who, when, old and new value.</w:t>
+      </w:r>
+    </w:p>
+    <w:p>
+      <w:pPr>
+        <w:pStyle w:val="ListParagraph"/>
+        <w:numPr>
+          <w:ilvl w:val="0"/>
+          <w:numId w:val="14"/>
+        </w:numPr>
+        <w:spacing w:after="80"/>
+      </w:pPr>
+      <w:r>
+        <w:t xml:space="preserve">You can correct entries for </w:t>
+      </w:r>
+      <w:r>
+        <w:rPr>
+          <w:b/>
+          <w:bCs/>
+        </w:rPr>
+        <w:t xml:space="preserve">48 hours after they were saved</w:t>
+      </w:r>
+      <w:r>
+        <w:t xml:space="preserve">: your own and, as the AEE, those of the Field Inspector and the contracting assistants. After that they show </w:t>
+      </w:r>
+      <w:r>
+        <w:rPr>
+          <w:b/>
+          <w:bCs/>
+        </w:rPr>
+        <w:t xml:space="preserve">🔒 Frozen</w:t>
+      </w:r>
+      <w:r>
+        <w:t xml:space="preserve">: ask the Commissioner to correct them.</w:t>
+      </w:r>
+    </w:p>
+    <w:p>
+      <w:pPr>
+        <w:pStyle w:val="ListParagraph"/>
+        <w:numPr>
+          <w:ilvl w:val="0"/>
+          <w:numId w:val="14"/>
+        </w:numPr>
+        <w:spacing w:after="80"/>
+      </w:pPr>
+      <w:r>
+        <w:t xml:space="preserve">If the zone and day already have an entry, the app offers </w:t>
+      </w:r>
+      <w:r>
+        <w:rPr>
+          <w:b/>
+          <w:bCs/>
+        </w:rPr>
+        <w:t xml:space="preserve">Open the existing entry</w:t>
+      </w:r>
+      <w:r>
+        <w:t xml:space="preserve">: correct that one instead of adding a second.</w:t>
+      </w:r>
+    </w:p>
+    <w:tbl>
+      <w:tblPr>
+        <w:tblW w:type="dxa" w:w="9636"/>
+        <w:jc w:val="center"/>
+        <w:tblBorders>
+          <w:top w:val="single" w:color="auto" w:sz="4"/>
+          <w:left w:val="single" w:color="auto" w:sz="4"/>
+          <w:bottom w:val="single" w:color="auto" w:sz="4"/>
+          <w:right w:val="single" w:color="auto" w:sz="4"/>
+          <w:insideH w:val="single" w:color="auto" w:sz="4"/>
+          <w:insideV w:val="single" w:color="auto" w:sz="4"/>
+        </w:tblBorders>
+        <w:tblLayout w:type="fixed"/>
+      </w:tblPr>
+      <w:tblGrid>
+        <w:gridCol w:w="3212"/>
+        <w:gridCol w:w="3212"/>
+        <w:gridCol w:w="3212"/>
+      </w:tblGrid>
+      <w:tr>
+        <w:trPr>
+          <w:cantSplit/>
+        </w:trPr>
+        <w:tc>
+          <w:tcPr>
+            <w:tcW w:type="dxa" w:w="3212"/>
+            <w:tcBorders>
+              <w:top w:val="none" w:color="FFFFFF" w:sz="0"/>
+              <w:left w:val="none" w:color="FFFFFF" w:sz="0"/>
+              <w:bottom w:val="none" w:color="FFFFFF" w:sz="0"/>
+              <w:right w:val="none" w:color="FFFFFF" w:sz="0"/>
+            </w:tcBorders>
+            <w:tcMar>
+              <w:top w:type="dxa" w:w="40"/>
+              <w:left w:type="dxa" w:w="60"/>
+              <w:bottom w:type="dxa" w:w="40"/>
+              <w:right w:type="dxa" w:w="60"/>
+            </w:tcMar>
+          </w:tcPr>
+          <w:p>
+            <w:pPr>
+              <w:spacing w:after="40"/>
+              <w:jc w:val="center"/>
+            </w:pPr>
+            <w:r>
+              <w:drawing>
+                <wp:inline distT="0" distB="0" distL="0" distR="0">
+                  <wp:extent cx="1600200" cy="3448050"/>
+                  <wp:effectExtent t="0" r="0" b="0" l="0"/>
+                  <wp:docPr id="49" name="labour-page.jpg" descr="J.1: Labour page" title="J.1: Labour page"/>
+                  <wp:cNvGraphicFramePr>
+                    <a:graphicFrameLocks xmlns:a="http://schemas.openxmlformats.org/drawingml/2006/main" noChangeAspect="1"/>
+                  </wp:cNvGraphicFramePr>
+                  <a:graphic xmlns:a="http://schemas.openxmlformats.org/drawingml/2006/main">
+                    <a:graphicData uri="http://schemas.openxmlformats.org/drawingml/2006/picture">
+                      <pic:pic xmlns:pic="http://schemas.openxmlformats.org/drawingml/2006/picture">
+                        <pic:nvPicPr>
+                          <pic:cNvPr id="0" name="" descr=""/>
+                          <pic:cNvPicPr>
+                            <a:picLocks noChangeAspect="1" noChangeArrowheads="1"/>
+                          </pic:cNvPicPr>
+                        </pic:nvPicPr>
+                        <pic:blipFill>
+                          <a:blip r:embed="rId42" cstate="none"/>
+                          <a:srcRect/>
+                          <a:stretch>
+                            <a:fillRect/>
+                          </a:stretch>
+                        </pic:blipFill>
+                        <pic:spPr bwMode="auto">
+                          <a:xfrm>
+                            <a:off x="0" y="0"/>
+                            <a:ext cx="1600200" cy="3448050"/>
+                          </a:xfrm>
+                          <a:prstGeom prst="rect">
+                            <a:avLst/>
+                          </a:prstGeom>
+                        </pic:spPr>
+                      </pic:pic>
+                    </a:graphicData>
+                  </a:graphic>
+                </wp:inline>
+              </w:drawing>
+            </w:r>
+          </w:p>
+          <w:p>
+            <w:pPr>
+              <w:spacing w:after="0"/>
+              <w:jc w:val="center"/>
+            </w:pPr>
+            <w:r>
+              <w:rPr>
+                <w:i/>
+                <w:iCs/>
+                <w:color w:val="64748B"/>
+                <w:sz w:val="17"/>
+                <w:szCs w:val="17"/>
+              </w:rPr>
+              <w:t xml:space="preserve">J.1: Labour page</w:t>
+            </w:r>
+          </w:p>
+        </w:tc>
+        <w:tc>
+          <w:tcPr>
+            <w:tcW w:type="dxa" w:w="3212"/>
+            <w:tcBorders>
+              <w:top w:val="none" w:color="FFFFFF" w:sz="0"/>
+              <w:left w:val="none" w:color="FFFFFF" w:sz="0"/>
+              <w:bottom w:val="none" w:color="FFFFFF" w:sz="0"/>
+              <w:right w:val="none" w:color="FFFFFF" w:sz="0"/>
+            </w:tcBorders>
+            <w:tcMar>
+              <w:top w:type="dxa" w:w="40"/>
+              <w:left w:type="dxa" w:w="60"/>
+              <w:bottom w:type="dxa" w:w="40"/>
+              <w:right w:type="dxa" w:w="60"/>
+            </w:tcMar>
+          </w:tcPr>
+          <w:p>
+            <w:pPr>
+              <w:spacing w:after="40"/>
+              <w:jc w:val="center"/>
+            </w:pPr>
+            <w:r>
+              <w:drawing>
+                <wp:inline distT="0" distB="0" distL="0" distR="0">
+                  <wp:extent cx="1600200" cy="3448050"/>
+                  <wp:effectExtent t="0" r="0" b="0" l="0"/>
+                  <wp:docPr id="50" name="labour-form.jpg" descr="J.2: zone, labourers, machines" title="J.2: zone, labourers, machines"/>
+                  <wp:cNvGraphicFramePr>
+                    <a:graphicFrameLocks xmlns:a="http://schemas.openxmlformats.org/drawingml/2006/main" noChangeAspect="1"/>
+                  </wp:cNvGraphicFramePr>
+                  <a:graphic xmlns:a="http://schemas.openxmlformats.org/drawingml/2006/main">
+                    <a:graphicData uri="http://schemas.openxmlformats.org/drawingml/2006/picture">
+                      <pic:pic xmlns:pic="http://schemas.openxmlformats.org/drawingml/2006/picture">
+                        <pic:nvPicPr>
+                          <pic:cNvPr id="0" name="" descr=""/>
+                          <pic:cNvPicPr>
+                            <a:picLocks noChangeAspect="1" noChangeArrowheads="1"/>
+                          </pic:cNvPicPr>
+                        </pic:nvPicPr>
+                        <pic:blipFill>
+                          <a:blip r:embed="rId43" cstate="none"/>
+                          <a:srcRect/>
+                          <a:stretch>
+                            <a:fillRect/>
+                          </a:stretch>
+                        </pic:blipFill>
+                        <pic:spPr bwMode="auto">
+                          <a:xfrm>
+                            <a:off x="0" y="0"/>
+                            <a:ext cx="1600200" cy="3448050"/>
+                          </a:xfrm>
+                          <a:prstGeom prst="rect">
+                            <a:avLst/>
+                          </a:prstGeom>
+                        </pic:spPr>
+                      </pic:pic>
+                    </a:graphicData>
+                  </a:graphic>
+                </wp:inline>
+              </w:drawing>
+            </w:r>
+          </w:p>
+          <w:p>
+            <w:pPr>
+              <w:spacing w:after="0"/>
+              <w:jc w:val="center"/>
+            </w:pPr>
+            <w:r>
+              <w:rPr>
+                <w:i/>
+                <w:iCs/>
+                <w:color w:val="64748B"/>
+                <w:sz w:val="17"/>
+                <w:szCs w:val="17"/>
+              </w:rPr>
+              <w:t xml:space="preserve">J.2: zone, labourers, machines</w:t>
+            </w:r>
+          </w:p>
+        </w:tc>
+        <w:tc>
+          <w:tcPr>
+            <w:tcW w:type="dxa" w:w="3212"/>
+            <w:tcBorders>
+              <w:top w:val="none" w:color="FFFFFF" w:sz="0"/>
+              <w:left w:val="none" w:color="FFFFFF" w:sz="0"/>
+              <w:bottom w:val="none" w:color="FFFFFF" w:sz="0"/>
+              <w:right w:val="none" w:color="FFFFFF" w:sz="0"/>
+            </w:tcBorders>
+            <w:tcMar>
+              <w:top w:type="dxa" w:w="40"/>
+              <w:left w:type="dxa" w:w="60"/>
+              <w:bottom w:type="dxa" w:w="40"/>
+              <w:right w:type="dxa" w:w="60"/>
+            </w:tcMar>
+          </w:tcPr>
+          <w:p>
+            <w:pPr>
+              <w:spacing w:after="40"/>
+              <w:jc w:val="center"/>
+            </w:pPr>
+            <w:r>
+              <w:drawing>
+                <wp:inline distT="0" distB="0" distL="0" distR="0">
+                  <wp:extent cx="1600200" cy="3448050"/>
+                  <wp:effectExtent t="0" r="0" b="0" l="0"/>
+                  <wp:docPr id="51" name="labour-history.jpg" descr="J.3: history of corrections" title="J.3: history of corrections"/>
+                  <wp:cNvGraphicFramePr>
+                    <a:graphicFrameLocks xmlns:a="http://schemas.openxmlformats.org/drawingml/2006/main" noChangeAspect="1"/>
+                  </wp:cNvGraphicFramePr>
+                  <a:graphic xmlns:a="http://schemas.openxmlformats.org/drawingml/2006/main">
+                    <a:graphicData uri="http://schemas.openxmlformats.org/drawingml/2006/picture">
+                      <pic:pic xmlns:pic="http://schemas.openxmlformats.org/drawingml/2006/picture">
+                        <pic:nvPicPr>
+                          <pic:cNvPr id="0" name="" descr=""/>
+                          <pic:cNvPicPr>
+                            <a:picLocks noChangeAspect="1" noChangeArrowheads="1"/>
+                          </pic:cNvPicPr>
+                        </pic:nvPicPr>
+                        <pic:blipFill>
+                          <a:blip r:embed="rId44" cstate="none"/>
+                          <a:srcRect/>
+                          <a:stretch>
+                            <a:fillRect/>
+                          </a:stretch>
+                        </pic:blipFill>
+                        <pic:spPr bwMode="auto">
+                          <a:xfrm>
+                            <a:off x="0" y="0"/>
+                            <a:ext cx="1600200" cy="3448050"/>
+                          </a:xfrm>
+                          <a:prstGeom prst="rect">
+                            <a:avLst/>
+                          </a:prstGeom>
+                        </pic:spPr>
+                      </pic:pic>
+                    </a:graphicData>
+                  </a:graphic>
+                </wp:inline>
+              </w:drawing>
+            </w:r>
+          </w:p>
+          <w:p>
+            <w:pPr>
+              <w:spacing w:after="0"/>
+              <w:jc w:val="center"/>
+            </w:pPr>
+            <w:r>
+              <w:rPr>
+                <w:i/>
+                <w:iCs/>
+                <w:color w:val="64748B"/>
+                <w:sz w:val="17"/>
+                <w:szCs w:val="17"/>
+              </w:rPr>
+              <w:t xml:space="preserve">J.3: history of corrections</w:t>
             </w:r>
           </w:p>
         </w:tc>
@@ -8524,7 +8928,23 @@
                 <w:sz w:val="19"/>
                 <w:szCs w:val="19"/>
               </w:rPr>
-              <w:t xml:space="preserve"> for each ward worked (Task J). Check that the top bar shows nothing "waiting to send".</w:t>
+              <w:t xml:space="preserve"> for each zone worked (Task J); check the day's entries on the </w:t>
+            </w:r>
+            <w:r>
+              <w:rPr>
+                <w:b/>
+                <w:bCs/>
+                <w:sz w:val="19"/>
+                <w:szCs w:val="19"/>
+              </w:rPr>
+              <w:t xml:space="preserve">Labour</w:t>
+            </w:r>
+            <w:r>
+              <w:rPr>
+                <w:sz w:val="19"/>
+                <w:szCs w:val="19"/>
+              </w:rPr>
+              <w:t xml:space="preserve"> page and correct mistakes within 48 hours. Check that the top bar shows nothing "waiting to send".</w:t>
             </w:r>
           </w:p>
         </w:tc>
@@ -10642,7 +11062,7 @@
                 <w:sz w:val="19"/>
                 <w:szCs w:val="19"/>
               </w:rPr>
-              <w:t xml:space="preserve"> → date, ward, labourers, machines → </w:t>
+              <w:t xml:space="preserve"> → date, zone, labourers, machines → </w:t>
             </w:r>
             <w:r>
               <w:rPr>
@@ -10652,6 +11072,45 @@
                 <w:szCs w:val="19"/>
               </w:rPr>
               <w:t xml:space="preserve">Save</w:t>
+            </w:r>
+            <w:r>
+              <w:rPr>
+                <w:sz w:val="19"/>
+                <w:szCs w:val="19"/>
+              </w:rPr>
+              <w:t xml:space="preserve"> · correct: </w:t>
+            </w:r>
+            <w:r>
+              <w:rPr>
+                <w:b/>
+                <w:bCs/>
+                <w:sz w:val="19"/>
+                <w:szCs w:val="19"/>
+              </w:rPr>
+              <w:t xml:space="preserve">Labour</w:t>
+            </w:r>
+            <w:r>
+              <w:rPr>
+                <w:sz w:val="19"/>
+                <w:szCs w:val="19"/>
+              </w:rPr>
+              <w:t xml:space="preserve"> → </w:t>
+            </w:r>
+            <w:r>
+              <w:rPr>
+                <w:b/>
+                <w:bCs/>
+                <w:sz w:val="19"/>
+                <w:szCs w:val="19"/>
+              </w:rPr>
+              <w:t xml:space="preserve">Edit</w:t>
+            </w:r>
+            <w:r>
+              <w:rPr>
+                <w:sz w:val="19"/>
+                <w:szCs w:val="19"/>
+              </w:rPr>
+              <w:t xml:space="preserve"> (48 hours)</w:t>
             </w:r>
           </w:p>
         </w:tc>
